--- a/research-brief-asean-china-ai-ko.docx
+++ b/research-brief-asean-china-ai-ko.docx
@@ -318,7 +318,22 @@
           <w:sz w:val="26"/>
           <w:szCs w:val="26"/>
         </w:rPr>
-        <w:t>1. 핵심 판단</w:t>
+        <w:t>요약</w:t>
+      </w:r>
+    </w:p>
+    <w:p>
+      <w:pPr>
+        <w:keepNext/>
+        <w:spacing w:after="120" w:line="336" w:lineRule="auto"/>
+        <w:jc w:val="both"/>
+      </w:pPr>
+      <w:r>
+        <w:rPr>
+          <w:rFonts w:eastAsia="Calibri"/>
+          <w:b/>
+          <w:bCs/>
+        </w:rPr>
+        <w:t>ASEAN–중국 AI 협력에서 ASEAN Foundation의 자리는 AI를 쓰는 사람과 기업, 그중에서도 연수가 실제 활용으로 이어지는 구간이다.</w:t>
       </w:r>
     </w:p>
     <w:p>
@@ -326,7 +341,7 @@
         <w:pStyle w:val="a4"/>
         <w:numPr>
           <w:ilvl w:val="0"/>
-          <w:numId w:val="2"/>
+          <w:numId w:val="3"/>
         </w:numPr>
         <w:spacing w:after="60" w:line="336" w:lineRule="auto"/>
         <w:jc w:val="both"/>
@@ -337,13 +352,13 @@
           <w:b/>
           <w:bCs/>
         </w:rPr>
-        <w:t>재단의 자리.</w:t>
-      </w:r>
-      <w:r>
-        <w:rPr>
-          <w:rFonts w:eastAsia="Calibri"/>
-        </w:rPr>
-        <w:t xml:space="preserve"> ASEAN–중국 AI 협력은 AI의 거의 전 층위로 넓어졌지만, 연수가 끝난 뒤 AI를 쓰는 사람과 기업을 돕는 장치는 없다. 이 ‘연수 이후’ 구간이 양측 어디에도 없는 것을 재단이 내놓을 수 있는 자리다.</w:t>
+        <w:t>ASEAN–중국 AI 협력은 AI의 거의 전 층위로 넓어졌다.</w:t>
+      </w:r>
+      <w:r>
+        <w:rPr>
+          <w:rFonts w:eastAsia="Calibri"/>
+        </w:rPr>
+        <w:t xml:space="preserve"> 2년 만에 정상 공동성명에서 기관의 망으로 나아갔다. AI 장관급 라운드테이블, 베이징 AI 산업혁신센터, 난닝 AI 응용협력센터, 3개년 역량 강화 계획, 개도국 대상 AI 연수 5,000건 제안이 그것이다. 2027 ASEAN–중국 AI 협력의 해도 논의 중이다. 그러나 인재 사업은 연수 인원으로만 집계되고, 연수 뒤 사람들이 AI를 어떻게 쓰는지는 지원도 측정도 되지 않는다.</w:t>
       </w:r>
     </w:p>
     <w:p>
@@ -351,7 +366,7 @@
         <w:pStyle w:val="a4"/>
         <w:numPr>
           <w:ilvl w:val="0"/>
-          <w:numId w:val="2"/>
+          <w:numId w:val="3"/>
         </w:numPr>
         <w:spacing w:after="60" w:line="336" w:lineRule="auto"/>
         <w:jc w:val="both"/>
@@ -362,13 +377,13 @@
           <w:b/>
           <w:bCs/>
         </w:rPr>
-        <w:t>MSME부터.</w:t>
-      </w:r>
-      <w:r>
-        <w:rPr>
-          <w:rFonts w:eastAsia="Calibri"/>
-        </w:rPr>
-        <w:t xml:space="preserve"> CIIS 발언으로 시작하고, 공동 사업을 제안하기 전에 근거와 측정부터 내놓는다. 근거는 AIM ASEAN과 싱가포르 National Policy Convening이다.</w:t>
+        <w:t>그 ‘연수 이후’가 공백이다.</w:t>
+      </w:r>
+      <w:r>
+        <w:rPr>
+          <w:rFonts w:eastAsia="Calibri"/>
+        </w:rPr>
+        <w:t xml:space="preserve"> 교사·시민·MSME를 위한 ASEAN 주도의 기술 중립적 사업은 협력에 연결되어 있지 않다. 학생의 72.4%, 교육자의 70.5%는 AI 강좌를 들은 적이 없다. 싱가포르 National Policy Convening은 정책 지원이 탄탄한 곳에서도 인식·실험·적용·확산 사이에서 지원이 끊기기 쉽다고 진단했다.</w:t>
       </w:r>
     </w:p>
     <w:p>
@@ -376,57 +391,7 @@
         <w:pStyle w:val="a4"/>
         <w:numPr>
           <w:ilvl w:val="0"/>
-          <w:numId w:val="2"/>
-        </w:numPr>
-        <w:spacing w:after="60" w:line="336" w:lineRule="auto"/>
-        <w:jc w:val="both"/>
-      </w:pPr>
-      <w:r>
-        <w:rPr>
-          <w:rFonts w:eastAsia="Calibri"/>
-          <w:b/>
-          <w:bCs/>
-        </w:rPr>
-        <w:t>교사는 그다음, 조건부로.</w:t>
-      </w:r>
-      <w:r>
-        <w:rPr>
-          <w:rFonts w:eastAsia="Calibri"/>
-        </w:rPr>
-        <w:t xml:space="preserve"> 중국 측 Smart Education이 교사를 포함하는지 확인하고 SOM-ED에 알린 뒤에 교사 협력을 추진한다.</w:t>
-      </w:r>
-    </w:p>
-    <w:p>
-      <w:pPr>
-        <w:pStyle w:val="a4"/>
-        <w:numPr>
-          <w:ilvl w:val="0"/>
-          <w:numId w:val="2"/>
-        </w:numPr>
-        <w:spacing w:after="60" w:line="336" w:lineRule="auto"/>
-        <w:jc w:val="both"/>
-      </w:pPr>
-      <w:r>
-        <w:rPr>
-          <w:rFonts w:eastAsia="Calibri"/>
-          <w:b/>
-          <w:bCs/>
-        </w:rPr>
-        <w:t>가장 먼저 확인할 것.</w:t>
-      </w:r>
-      <w:r>
-        <w:rPr>
-          <w:rFonts w:eastAsia="Calibri"/>
-        </w:rPr>
-        <w:t xml:space="preserve"> 제3자에게 콘텐츠나 협력을 제안하기 전에 Google.org·AVPN·ADB가 어디까지 허용하는지 확인한다.</w:t>
-      </w:r>
-    </w:p>
-    <w:p>
-      <w:pPr>
-        <w:pStyle w:val="a4"/>
-        <w:numPr>
-          <w:ilvl w:val="0"/>
-          <w:numId w:val="2"/>
+          <w:numId w:val="3"/>
         </w:numPr>
         <w:spacing w:after="120" w:line="336" w:lineRule="auto"/>
         <w:jc w:val="both"/>
@@ -437,13 +402,33 @@
           <w:b/>
           <w:bCs/>
         </w:rPr>
-        <w:t>다음 분기점.</w:t>
-      </w:r>
-      <w:r>
-        <w:rPr>
-          <w:rFonts w:eastAsia="Calibri"/>
-        </w:rPr>
-        <w:t xml:space="preserve"> 2026년 11월 마닐라 정상회의에서 2027 ASEAN–중국 AI 협력의 해와 ‘AI 기반 MSME 성장’ 정상 선언의 채택 여부가 정해진다.</w:t>
+        <w:t>재단은 이 공백을 메울 자산을 갖추었다.</w:t>
+      </w:r>
+      <w:r>
+        <w:rPr>
+          <w:rFonts w:eastAsia="Calibri"/>
+        </w:rPr>
+        <w:t xml:space="preserve"> Master Trainer 3,000명 이상과 현지 파트너로 이뤄진 전달망, AI 준비도 연구와 Convening의 근거, 그리고 싱가포르 파트너가 권고한 역할(공통 ‘연수 이후 경로’, 공통 성과 지표, 지역 사례 교류. 합의 전)이다. 거버넌스 라운드테이블에서는 모델 시험 같은 공급 측 AI 안전에, 사람들이 AI를 책임 있게 쓰는 역량이라는 수요 측을 짝짓는 논리가 가장 설득력 있다.</w:t>
+      </w:r>
+    </w:p>
+    <w:p>
+      <w:pPr>
+        <w:spacing w:after="120" w:line="336" w:lineRule="auto"/>
+        <w:jc w:val="both"/>
+      </w:pPr>
+      <w:r>
+        <w:rPr>
+          <w:rFonts w:eastAsia="Calibri"/>
+          <w:b/>
+          <w:bCs/>
+        </w:rPr>
+        <w:t>권고.</w:t>
+      </w:r>
+      <w:r>
+        <w:rPr>
+          <w:rFonts w:eastAsia="Calibri"/>
+        </w:rPr>
+        <w:t xml:space="preserve"> MSME부터 간다. CIIS 발언으로 시작하고, 공동 사업을 제안하기 전에 근거와 측정부터 내놓는다. 교사 협력은 중국 측 Smart Education의 교사 포함 여부를 확인하고 SOM-ED에 알린 뒤 추진한다. 무엇을 제안하든 재원 제공자(Google.org·AVPN·ADB)의 허용 범위를 먼저 확인한다. 다음 분기점은 2026년 11월 마닐라 정상회의다.</w:t>
       </w:r>
     </w:p>
     <w:p>
@@ -460,7 +445,7 @@
           <w:sz w:val="26"/>
           <w:szCs w:val="26"/>
         </w:rPr>
-        <w:t>2. 양측이 갖춘 것</w:t>
+        <w:t>1. ASEAN–중국 AI 협력의 현재</w:t>
       </w:r>
     </w:p>
     <w:p>
@@ -471,8 +456,16 @@
       <w:r>
         <w:rPr>
           <w:rFonts w:eastAsia="Calibri"/>
-        </w:rPr>
-        <w:t>2024년 10월 ‘지속 가능하고 포용적인 디지털 생태계’ 공동성명 이후 2년 만에, 협력은 AI의 거의 전 층위에 기관을 갖추었다.</w:t>
+          <w:b/>
+          <w:bCs/>
+        </w:rPr>
+        <w:t>2년 만에 원칙에서 기관으로.</w:t>
+      </w:r>
+      <w:r>
+        <w:rPr>
+          <w:rFonts w:eastAsia="Calibri"/>
+        </w:rPr>
+        <w:t xml:space="preserve"> 2024년 10월 ‘지속 가능하고 포용적인 디지털 생태계’ 공동성명은 AI 원칙·개발·안전·거버넌스의 모범사례 교류를 약속했다. 2026년 하반기에는 이 약속이 AI의 거의 전 층위에서 기관과 사업으로 이어졌고, 다음 단계인 AI 협력의 해가 논의되고 있다.</w:t>
       </w:r>
     </w:p>
     <w:tbl>
@@ -488,17 +481,17 @@
         </w:tblBorders>
         <w:tblLayout w:type="fixed"/>
         <w:tblCellMar>
-          <w:top w:w="90" w:type="dxa"/>
+          <w:top w:w="60" w:type="dxa"/>
           <w:left w:w="106" w:type="dxa"/>
-          <w:bottom w:w="90" w:type="dxa"/>
+          <w:bottom w:w="60" w:type="dxa"/>
           <w:right w:w="106" w:type="dxa"/>
         </w:tblCellMar>
         <w:tblLook w:val="04A0" w:firstRow="1" w:lastRow="0" w:firstColumn="1" w:lastColumn="0" w:noHBand="0" w:noVBand="1"/>
       </w:tblPr>
       <w:tblGrid>
-        <w:gridCol w:w="1151"/>
-        <w:gridCol w:w="4922"/>
-        <w:gridCol w:w="3667"/>
+        <w:gridCol w:w="1366"/>
+        <w:gridCol w:w="4664"/>
+        <w:gridCol w:w="3710"/>
       </w:tblGrid>
       <w:tr>
         <w:trPr>
@@ -506,7 +499,7 @@
         </w:trPr>
         <w:tc>
           <w:tcPr>
-            <w:tcW w:w="1151" w:type="dxa"/>
+            <w:tcW w:w="1366" w:type="dxa"/>
             <w:shd w:val="clear" w:color="auto" w:fill="00498F"/>
           </w:tcPr>
           <w:p>
@@ -520,13 +513,13 @@
                 <w:bCs/>
                 <w:color w:val="FFFFFF"/>
               </w:rPr>
-              <w:t>AI 층위</w:t>
-            </w:r>
-          </w:p>
-        </w:tc>
-        <w:tc>
-          <w:tcPr>
-            <w:tcW w:w="4922" w:type="dxa"/>
+              <w:t>시점</w:t>
+            </w:r>
+          </w:p>
+        </w:tc>
+        <w:tc>
+          <w:tcPr>
+            <w:tcW w:w="4664" w:type="dxa"/>
             <w:shd w:val="clear" w:color="auto" w:fill="00498F"/>
           </w:tcPr>
           <w:p>
@@ -540,13 +533,13 @@
                 <w:bCs/>
                 <w:color w:val="FFFFFF"/>
               </w:rPr>
-              <w:t>있는 것</w:t>
-            </w:r>
-          </w:p>
-        </w:tc>
-        <w:tc>
-          <w:tcPr>
-            <w:tcW w:w="3667" w:type="dxa"/>
+              <w:t>사안</w:t>
+            </w:r>
+          </w:p>
+        </w:tc>
+        <w:tc>
+          <w:tcPr>
+            <w:tcW w:w="3710" w:type="dxa"/>
             <w:shd w:val="clear" w:color="auto" w:fill="00498F"/>
           </w:tcPr>
           <w:p>
@@ -560,7 +553,7 @@
                 <w:bCs/>
                 <w:color w:val="FFFFFF"/>
               </w:rPr>
-              <w:t>눈여겨볼 점</w:t>
+              <w:t>의미</w:t>
             </w:r>
           </w:p>
         </w:tc>
@@ -571,49 +564,49 @@
         </w:trPr>
         <w:tc>
           <w:tcPr>
-            <w:tcW w:w="1151" w:type="dxa"/>
-          </w:tcPr>
-          <w:p>
-            <w:pPr>
-              <w:spacing w:line="276" w:lineRule="auto"/>
-            </w:pPr>
-            <w:r>
-              <w:rPr>
-                <w:rFonts w:eastAsia="Calibri"/>
-              </w:rPr>
-              <w:t>거버넌스·안전</w:t>
-            </w:r>
-          </w:p>
-        </w:tc>
-        <w:tc>
-          <w:tcPr>
-            <w:tcW w:w="4922" w:type="dxa"/>
-          </w:tcPr>
-          <w:p>
-            <w:pPr>
-              <w:spacing w:line="276" w:lineRule="auto"/>
-            </w:pPr>
-            <w:r>
-              <w:rPr>
-                <w:rFonts w:eastAsia="Calibri"/>
-              </w:rPr>
-              <w:t>AI 장관급 라운드테이블(2025년 9월부터), ASEAN 대상 AI 윤리·안전 협력 이니셔티브(2026년 9월)</w:t>
-            </w:r>
-          </w:p>
-        </w:tc>
-        <w:tc>
-          <w:tcPr>
-            <w:tcW w:w="3667" w:type="dxa"/>
-          </w:tcPr>
-          <w:p>
-            <w:pPr>
-              <w:spacing w:line="276" w:lineRule="auto"/>
-            </w:pPr>
-            <w:r>
-              <w:rPr>
-                <w:rFonts w:eastAsia="Calibri"/>
-              </w:rPr>
-              <w:t>이니셔티브 세부 내용 미공개. ASEAN은 자체 체계(ASEAN AI 거버넌스·윤리 가이드, ASEAN AI Safe)를 유지</w:t>
+            <w:tcW w:w="1366" w:type="dxa"/>
+          </w:tcPr>
+          <w:p>
+            <w:pPr>
+              <w:spacing w:line="276" w:lineRule="auto"/>
+            </w:pPr>
+            <w:r>
+              <w:rPr>
+                <w:rFonts w:eastAsia="Calibri"/>
+              </w:rPr>
+              <w:t>2024년 10월</w:t>
+            </w:r>
+          </w:p>
+        </w:tc>
+        <w:tc>
+          <w:tcPr>
+            <w:tcW w:w="4664" w:type="dxa"/>
+          </w:tcPr>
+          <w:p>
+            <w:pPr>
+              <w:spacing w:line="276" w:lineRule="auto"/>
+            </w:pPr>
+            <w:r>
+              <w:rPr>
+                <w:rFonts w:eastAsia="Calibri"/>
+              </w:rPr>
+              <w:t>제27차 ASEAN–중국 정상회의(비엔티안), 디지털 생태계 공동성명</w:t>
+            </w:r>
+          </w:p>
+        </w:tc>
+        <w:tc>
+          <w:tcPr>
+            <w:tcW w:w="3710" w:type="dxa"/>
+          </w:tcPr>
+          <w:p>
+            <w:pPr>
+              <w:spacing w:line="276" w:lineRule="auto"/>
+            </w:pPr>
+            <w:r>
+              <w:rPr>
+                <w:rFonts w:eastAsia="Calibri"/>
+              </w:rPr>
+              <w:t>AI 협력에 대한 정상 차원의 근거</w:t>
             </w:r>
           </w:p>
         </w:tc>
@@ -624,49 +617,49 @@
         </w:trPr>
         <w:tc>
           <w:tcPr>
-            <w:tcW w:w="1151" w:type="dxa"/>
-          </w:tcPr>
-          <w:p>
-            <w:pPr>
-              <w:spacing w:line="276" w:lineRule="auto"/>
-            </w:pPr>
-            <w:r>
-              <w:rPr>
-                <w:rFonts w:eastAsia="Calibri"/>
-              </w:rPr>
-              <w:t>산업 응용</w:t>
-            </w:r>
-          </w:p>
-        </w:tc>
-        <w:tc>
-          <w:tcPr>
-            <w:tcW w:w="4922" w:type="dxa"/>
-          </w:tcPr>
-          <w:p>
-            <w:pPr>
-              <w:spacing w:line="276" w:lineRule="auto"/>
-            </w:pPr>
-            <w:r>
-              <w:rPr>
-                <w:rFonts w:eastAsia="Calibri"/>
-              </w:rPr>
-              <w:t>베이징 AI 산업혁신센터(2026년 5월), 난닝 AI 응용협력센터, 사례집 31건</w:t>
-            </w:r>
-          </w:p>
-        </w:tc>
-        <w:tc>
-          <w:tcPr>
-            <w:tcW w:w="3667" w:type="dxa"/>
-          </w:tcPr>
-          <w:p>
-            <w:pPr>
-              <w:spacing w:line="276" w:lineRule="auto"/>
-            </w:pPr>
-            <w:r>
-              <w:rPr>
-                <w:rFonts w:eastAsia="Calibri"/>
-              </w:rPr>
-              <w:t>인프라·스마트 제조·물류 중심(중국 관영 매체 보도)</w:t>
+            <w:tcW w:w="1366" w:type="dxa"/>
+          </w:tcPr>
+          <w:p>
+            <w:pPr>
+              <w:spacing w:line="276" w:lineRule="auto"/>
+            </w:pPr>
+            <w:r>
+              <w:rPr>
+                <w:rFonts w:eastAsia="Calibri"/>
+              </w:rPr>
+              <w:t>2025년 9월</w:t>
+            </w:r>
+          </w:p>
+        </w:tc>
+        <w:tc>
+          <w:tcPr>
+            <w:tcW w:w="4664" w:type="dxa"/>
+          </w:tcPr>
+          <w:p>
+            <w:pPr>
+              <w:spacing w:line="276" w:lineRule="auto"/>
+            </w:pPr>
+            <w:r>
+              <w:rPr>
+                <w:rFonts w:eastAsia="Calibri"/>
+              </w:rPr>
+              <w:t>제1차 AI 장관급 라운드테이블(난닝), 중국 과학기술부의 ASEAN 대상 AI 역량 강화 3개년 행동계획(2025–2027)</w:t>
+            </w:r>
+          </w:p>
+        </w:tc>
+        <w:tc>
+          <w:tcPr>
+            <w:tcW w:w="3710" w:type="dxa"/>
+          </w:tcPr>
+          <w:p>
+            <w:pPr>
+              <w:spacing w:line="276" w:lineRule="auto"/>
+            </w:pPr>
+            <w:r>
+              <w:rPr>
+                <w:rFonts w:eastAsia="Calibri"/>
+              </w:rPr>
+              <w:t>장관급 트랙과 역량 강화 계획</w:t>
             </w:r>
           </w:p>
         </w:tc>
@@ -677,49 +670,49 @@
         </w:trPr>
         <w:tc>
           <w:tcPr>
-            <w:tcW w:w="1151" w:type="dxa"/>
-          </w:tcPr>
-          <w:p>
-            <w:pPr>
-              <w:spacing w:line="276" w:lineRule="auto"/>
-            </w:pPr>
-            <w:r>
-              <w:rPr>
-                <w:rFonts w:eastAsia="Calibri"/>
-              </w:rPr>
-              <w:t>인재</w:t>
-            </w:r>
-          </w:p>
-        </w:tc>
-        <w:tc>
-          <w:tcPr>
-            <w:tcW w:w="4922" w:type="dxa"/>
-          </w:tcPr>
-          <w:p>
-            <w:pPr>
-              <w:spacing w:line="276" w:lineRule="auto"/>
-            </w:pPr>
-            <w:r>
-              <w:rPr>
-                <w:rFonts w:eastAsia="Calibri"/>
-              </w:rPr>
-              <w:t>과학기술부 3개년 계획(2025–2027), 개도국 대상 AI 연수·세미나 5,000건, Digital Academy, Smart Education</w:t>
-            </w:r>
-          </w:p>
-        </w:tc>
-        <w:tc>
-          <w:tcPr>
-            <w:tcW w:w="3667" w:type="dxa"/>
-          </w:tcPr>
-          <w:p>
-            <w:pPr>
-              <w:spacing w:line="276" w:lineRule="auto"/>
-            </w:pPr>
-            <w:r>
-              <w:rPr>
-                <w:rFonts w:eastAsia="Calibri"/>
-              </w:rPr>
-              <w:t>연수 인원으로만 집계. ASEAN 몫과 Smart Education의 대상은 미확인</w:t>
+            <w:tcW w:w="1366" w:type="dxa"/>
+          </w:tcPr>
+          <w:p>
+            <w:pPr>
+              <w:spacing w:line="276" w:lineRule="auto"/>
+            </w:pPr>
+            <w:r>
+              <w:rPr>
+                <w:rFonts w:eastAsia="Calibri"/>
+              </w:rPr>
+              <w:t>2026년 1월</w:t>
+            </w:r>
+          </w:p>
+        </w:tc>
+        <w:tc>
+          <w:tcPr>
+            <w:tcW w:w="4664" w:type="dxa"/>
+          </w:tcPr>
+          <w:p>
+            <w:pPr>
+              <w:spacing w:line="276" w:lineRule="auto"/>
+            </w:pPr>
+            <w:r>
+              <w:rPr>
+                <w:rFonts w:eastAsia="Calibri"/>
+              </w:rPr>
+              <w:t>제6차 ASEAN 디지털장관회의(하노이): 중국과 협의, 2026–2030 행동계획</w:t>
+            </w:r>
+          </w:p>
+        </w:tc>
+        <w:tc>
+          <w:tcPr>
+            <w:tcW w:w="3710" w:type="dxa"/>
+          </w:tcPr>
+          <w:p>
+            <w:pPr>
+              <w:spacing w:line="276" w:lineRule="auto"/>
+            </w:pPr>
+            <w:r>
+              <w:rPr>
+                <w:rFonts w:eastAsia="Calibri"/>
+              </w:rPr>
+              <w:t>디지털 인재, 오픈소스 AI, AI 보안 거버넌스가 공동 의제로</w:t>
             </w:r>
           </w:p>
         </w:tc>
@@ -730,49 +723,261 @@
         </w:trPr>
         <w:tc>
           <w:tcPr>
-            <w:tcW w:w="1151" w:type="dxa"/>
-          </w:tcPr>
-          <w:p>
-            <w:pPr>
-              <w:spacing w:line="276" w:lineRule="auto"/>
-            </w:pPr>
-            <w:r>
-              <w:rPr>
-                <w:rFonts w:eastAsia="Calibri"/>
-              </w:rPr>
-              <w:t>언어·데이터</w:t>
-            </w:r>
-          </w:p>
-        </w:tc>
-        <w:tc>
-          <w:tcPr>
-            <w:tcW w:w="4922" w:type="dxa"/>
-          </w:tcPr>
-          <w:p>
-            <w:pPr>
-              <w:spacing w:line="276" w:lineRule="auto"/>
-            </w:pPr>
-            <w:r>
-              <w:rPr>
-                <w:rFonts w:eastAsia="Calibri"/>
-              </w:rPr>
-              <w:t>라오스 국가 언어모델, ASEAN AI 오픈소스 커뮤니티</w:t>
-            </w:r>
-          </w:p>
-        </w:tc>
-        <w:tc>
-          <w:tcPr>
-            <w:tcW w:w="3667" w:type="dxa"/>
-          </w:tcPr>
-          <w:p>
-            <w:pPr>
-              <w:spacing w:line="276" w:lineRule="auto"/>
-            </w:pPr>
-            <w:r>
-              <w:rPr>
-                <w:rFonts w:eastAsia="Calibri"/>
-              </w:rPr>
-              <w:t>초기 단계</w:t>
+            <w:tcW w:w="1366" w:type="dxa"/>
+          </w:tcPr>
+          <w:p>
+            <w:pPr>
+              <w:spacing w:line="276" w:lineRule="auto"/>
+            </w:pPr>
+            <w:r>
+              <w:rPr>
+                <w:rFonts w:eastAsia="Calibri"/>
+              </w:rPr>
+              <w:t>2026년 5월</w:t>
+            </w:r>
+          </w:p>
+        </w:tc>
+        <w:tc>
+          <w:tcPr>
+            <w:tcW w:w="4664" w:type="dxa"/>
+          </w:tcPr>
+          <w:p>
+            <w:pPr>
+              <w:spacing w:line="276" w:lineRule="auto"/>
+            </w:pPr>
+            <w:r>
+              <w:rPr>
+                <w:rFonts w:eastAsia="Calibri"/>
+              </w:rPr>
+              <w:t>베이징 AI 산업혁신센터 출범</w:t>
+            </w:r>
+          </w:p>
+        </w:tc>
+        <w:tc>
+          <w:tcPr>
+            <w:tcW w:w="3710" w:type="dxa"/>
+          </w:tcPr>
+          <w:p>
+            <w:pPr>
+              <w:spacing w:line="276" w:lineRule="auto"/>
+            </w:pPr>
+            <w:r>
+              <w:rPr>
+                <w:rFonts w:eastAsia="Calibri"/>
+              </w:rPr>
+              <w:t>과제에 역내 역량 강화 포함. ASEAN 공무원·기업 직원·유학생 대상 연수</w:t>
+            </w:r>
+          </w:p>
+        </w:tc>
+      </w:tr>
+      <w:tr>
+        <w:trPr>
+          <w:cantSplit/>
+        </w:trPr>
+        <w:tc>
+          <w:tcPr>
+            <w:tcW w:w="1366" w:type="dxa"/>
+          </w:tcPr>
+          <w:p>
+            <w:pPr>
+              <w:spacing w:line="276" w:lineRule="auto"/>
+            </w:pPr>
+            <w:r>
+              <w:rPr>
+                <w:rFonts w:eastAsia="Calibri"/>
+              </w:rPr>
+              <w:t>2026년 7월</w:t>
+            </w:r>
+          </w:p>
+        </w:tc>
+        <w:tc>
+          <w:tcPr>
+            <w:tcW w:w="4664" w:type="dxa"/>
+          </w:tcPr>
+          <w:p>
+            <w:pPr>
+              <w:spacing w:line="276" w:lineRule="auto"/>
+            </w:pPr>
+            <w:r>
+              <w:rPr>
+                <w:rFonts w:eastAsia="Calibri"/>
+              </w:rPr>
+              <w:t>ASEAN–중국 외교장관회의(마닐라), 2027 AI 협력의 해 제안에 유의</w:t>
+            </w:r>
+          </w:p>
+        </w:tc>
+        <w:tc>
+          <w:tcPr>
+            <w:tcW w:w="3710" w:type="dxa"/>
+          </w:tcPr>
+          <w:p>
+            <w:pPr>
+              <w:spacing w:line="276" w:lineRule="auto"/>
+            </w:pPr>
+            <w:r>
+              <w:rPr>
+                <w:rFonts w:eastAsia="Calibri"/>
+              </w:rPr>
+              <w:t>협력이 곧 가시적 성과물을 요구할 수 있음</w:t>
+            </w:r>
+          </w:p>
+        </w:tc>
+      </w:tr>
+      <w:tr>
+        <w:trPr>
+          <w:cantSplit/>
+        </w:trPr>
+        <w:tc>
+          <w:tcPr>
+            <w:tcW w:w="1366" w:type="dxa"/>
+          </w:tcPr>
+          <w:p>
+            <w:pPr>
+              <w:spacing w:line="276" w:lineRule="auto"/>
+            </w:pPr>
+            <w:r>
+              <w:rPr>
+                <w:rFonts w:eastAsia="Calibri"/>
+              </w:rPr>
+              <w:t>2026년 7월</w:t>
+            </w:r>
+          </w:p>
+        </w:tc>
+        <w:tc>
+          <w:tcPr>
+            <w:tcW w:w="4664" w:type="dxa"/>
+          </w:tcPr>
+          <w:p>
+            <w:pPr>
+              <w:spacing w:line="276" w:lineRule="auto"/>
+            </w:pPr>
+            <w:r>
+              <w:rPr>
+                <w:rFonts w:eastAsia="Calibri"/>
+              </w:rPr>
+              <w:t>중국, 개도국에 5년간 AI 연수·세미나 5,000건 제안. Smart Education 역량 강화 사업 출범</w:t>
+            </w:r>
+          </w:p>
+        </w:tc>
+        <w:tc>
+          <w:tcPr>
+            <w:tcW w:w="3710" w:type="dxa"/>
+          </w:tcPr>
+          <w:p>
+            <w:pPr>
+              <w:spacing w:line="276" w:lineRule="auto"/>
+            </w:pPr>
+            <w:r>
+              <w:rPr>
+                <w:rFonts w:eastAsia="Calibri"/>
+              </w:rPr>
+              <w:t>대규모 연수. ASEAN 몫과 Smart Education의 세부 내용은 미공개</w:t>
+            </w:r>
+          </w:p>
+        </w:tc>
+      </w:tr>
+      <w:tr>
+        <w:trPr>
+          <w:cantSplit/>
+        </w:trPr>
+        <w:tc>
+          <w:tcPr>
+            <w:tcW w:w="1366" w:type="dxa"/>
+          </w:tcPr>
+          <w:p>
+            <w:pPr>
+              <w:spacing w:line="276" w:lineRule="auto"/>
+            </w:pPr>
+            <w:r>
+              <w:rPr>
+                <w:rFonts w:eastAsia="Calibri"/>
+              </w:rPr>
+              <w:t>2026년 9월</w:t>
+            </w:r>
+          </w:p>
+        </w:tc>
+        <w:tc>
+          <w:tcPr>
+            <w:tcW w:w="4664" w:type="dxa"/>
+          </w:tcPr>
+          <w:p>
+            <w:pPr>
+              <w:spacing w:line="276" w:lineRule="auto"/>
+            </w:pPr>
+            <w:r>
+              <w:rPr>
+                <w:rFonts w:eastAsia="Calibri"/>
+              </w:rPr>
+              <w:t>제2차 AI 장관급 라운드테이블(난닝): ASEAN 대상 AI 윤리·안전 협력 이니셔티브, 사례집 31건</w:t>
+            </w:r>
+          </w:p>
+        </w:tc>
+        <w:tc>
+          <w:tcPr>
+            <w:tcW w:w="3710" w:type="dxa"/>
+          </w:tcPr>
+          <w:p>
+            <w:pPr>
+              <w:spacing w:line="276" w:lineRule="auto"/>
+            </w:pPr>
+            <w:r>
+              <w:rPr>
+                <w:rFonts w:eastAsia="Calibri"/>
+              </w:rPr>
+              <w:t>거버넌스·안전이 협력 의제에 들어옴. 세부 내용 미공개</w:t>
+            </w:r>
+          </w:p>
+        </w:tc>
+      </w:tr>
+      <w:tr>
+        <w:trPr>
+          <w:cantSplit/>
+        </w:trPr>
+        <w:tc>
+          <w:tcPr>
+            <w:tcW w:w="1366" w:type="dxa"/>
+          </w:tcPr>
+          <w:p>
+            <w:pPr>
+              <w:spacing w:line="276" w:lineRule="auto"/>
+            </w:pPr>
+            <w:r>
+              <w:rPr>
+                <w:rFonts w:eastAsia="Calibri"/>
+              </w:rPr>
+              <w:t>2026년 11월</w:t>
+            </w:r>
+          </w:p>
+        </w:tc>
+        <w:tc>
+          <w:tcPr>
+            <w:tcW w:w="4664" w:type="dxa"/>
+          </w:tcPr>
+          <w:p>
+            <w:pPr>
+              <w:spacing w:line="276" w:lineRule="auto"/>
+            </w:pPr>
+            <w:r>
+              <w:rPr>
+                <w:rFonts w:eastAsia="Calibri"/>
+              </w:rPr>
+              <w:t>마닐라 정상회의</w:t>
+            </w:r>
+          </w:p>
+        </w:tc>
+        <w:tc>
+          <w:tcPr>
+            <w:tcW w:w="3710" w:type="dxa"/>
+          </w:tcPr>
+          <w:p>
+            <w:pPr>
+              <w:spacing w:line="276" w:lineRule="auto"/>
+            </w:pPr>
+            <w:r>
+              <w:rPr>
+                <w:rFonts w:eastAsia="Calibri"/>
+              </w:rPr>
+              <w:t>AI 협력의 해와 ‘AI 기반 MSME 성장’ 정상 선언의 채택 여부 결정</w:t>
             </w:r>
           </w:p>
         </w:tc>
@@ -782,131 +987,6 @@
       <w:pPr>
         <w:spacing w:after="60" w:line="120" w:lineRule="auto"/>
       </w:pPr>
-    </w:p>
-    <w:p>
-      <w:pPr>
-        <w:spacing w:after="120" w:line="336" w:lineRule="auto"/>
-        <w:jc w:val="both"/>
-      </w:pPr>
-      <w:r>
-        <w:rPr>
-          <w:rFonts w:eastAsia="Calibri"/>
-          <w:b/>
-          <w:bCs/>
-          <w:color w:val="0F63A8"/>
-        </w:rPr>
-        <w:t>[판단]</w:t>
-      </w:r>
-      <w:r>
-        <w:rPr>
-          <w:rFonts w:eastAsia="Calibri"/>
-        </w:rPr>
-        <w:t xml:space="preserve"> 중국은 인프라에서 표준까지 AI를 묶음으로 내놓고, 채널은 여러 부처와 광시로 나뉘어 있다. 인재 사업은 참여 인원을 셀 뿐, 연수 이후의 활용은 다루지 않는다. 2026년 7월 외교장관회의가 2027 AI 협력의 해 제안에 유의했으므로, 양측 모두 곧 성과물을 찾게 될 수 있다. CIIS는 중국 외교부 산하이므로 라운드테이블 발언은 중국 정부에 전달된다는 전제로 준비한다.</w:t>
-      </w:r>
-    </w:p>
-    <w:p>
-      <w:pPr>
-        <w:keepNext/>
-        <w:spacing w:before="240" w:after="160" w:line="300" w:lineRule="auto"/>
-      </w:pPr>
-      <w:r>
-        <w:rPr>
-          <w:rFonts w:eastAsia="Calibri"/>
-          <w:b/>
-          <w:bCs/>
-          <w:color w:val="00498F"/>
-          <w:sz w:val="26"/>
-          <w:szCs w:val="26"/>
-        </w:rPr>
-        <w:t>3. 공백: 연수 이후</w:t>
-      </w:r>
-    </w:p>
-    <w:p>
-      <w:pPr>
-        <w:spacing w:after="120" w:line="336" w:lineRule="auto"/>
-        <w:jc w:val="both"/>
-      </w:pPr>
-      <w:r>
-        <w:rPr>
-          <w:rFonts w:eastAsia="Calibri"/>
-        </w:rPr>
-        <w:t>근거는 같은 단절을 가리킨다. 연수는 받지만, 업무에서 AI를 계속 쓰는 데까지 가지 못한다.</w:t>
-      </w:r>
-    </w:p>
-    <w:p>
-      <w:pPr>
-        <w:pStyle w:val="a4"/>
-        <w:numPr>
-          <w:ilvl w:val="0"/>
-          <w:numId w:val="2"/>
-        </w:numPr>
-        <w:spacing w:after="60" w:line="336" w:lineRule="auto"/>
-        <w:jc w:val="both"/>
-      </w:pPr>
-      <w:r>
-        <w:rPr>
-          <w:rFonts w:eastAsia="Calibri"/>
-          <w:b/>
-          <w:bCs/>
-        </w:rPr>
-        <w:t>준비도가 낮다.</w:t>
-      </w:r>
-      <w:r>
-        <w:rPr>
-          <w:rFonts w:eastAsia="Calibri"/>
-        </w:rPr>
-        <w:t xml:space="preserve"> 학생의 72.4%, 교육자의 70.5%가 AI 강좌를 들은 적이 없고, 교육자의 실측 AI 리터러시는 자신감에 못 미친다(AI Ready ASEAN Research, 2026).</w:t>
-      </w:r>
-    </w:p>
-    <w:p>
-      <w:pPr>
-        <w:pStyle w:val="a4"/>
-        <w:numPr>
-          <w:ilvl w:val="0"/>
-          <w:numId w:val="2"/>
-        </w:numPr>
-        <w:spacing w:after="60" w:line="336" w:lineRule="auto"/>
-        <w:jc w:val="both"/>
-      </w:pPr>
-      <w:r>
-        <w:rPr>
-          <w:rFonts w:eastAsia="Calibri"/>
-          <w:b/>
-          <w:bCs/>
-        </w:rPr>
-        <w:t>지원이 탄탄해도 공백은 남는다.</w:t>
-      </w:r>
-      <w:r>
-        <w:rPr>
-          <w:rFonts w:eastAsia="Calibri"/>
-        </w:rPr>
-        <w:t xml:space="preserve"> 싱가포르의 2025년 AI 도입률은 중소기업 23.4%, 그 외 기업 70.4%다(IMDA). 싱가포르 Convening은 도구 접근이 곧 사업 통합은 아니며, 인식·실험·적용·확산 사이에서 지원이 끊긴다고 진단했다. 영세기업의 제약이 가장 크다.</w:t>
-      </w:r>
-    </w:p>
-    <w:p>
-      <w:pPr>
-        <w:pStyle w:val="a4"/>
-        <w:numPr>
-          <w:ilvl w:val="0"/>
-          <w:numId w:val="2"/>
-        </w:numPr>
-        <w:spacing w:after="120" w:line="336" w:lineRule="auto"/>
-        <w:jc w:val="both"/>
-      </w:pPr>
-      <w:r>
-        <w:rPr>
-          <w:rFonts w:eastAsia="Calibri"/>
-          <w:b/>
-          <w:bCs/>
-        </w:rPr>
-        <w:t>다른 곳의 장벽은 더 기초적이다.</w:t>
-      </w:r>
-      <w:r>
-        <w:rPr>
-          <w:rFonts w:eastAsia="Calibri"/>
-        </w:rPr>
-        <w:t xml:space="preserve"> 인도네시아 Convening은 디지털·금융 리터러시 격차를 짚었다.</w:t>
-      </w:r>
     </w:p>
     <w:tbl>
       <w:tblPr>
@@ -921,9 +1001,706 @@
         </w:tblBorders>
         <w:tblLayout w:type="fixed"/>
         <w:tblCellMar>
-          <w:top w:w="90" w:type="dxa"/>
+          <w:top w:w="60" w:type="dxa"/>
           <w:left w:w="106" w:type="dxa"/>
-          <w:bottom w:w="90" w:type="dxa"/>
+          <w:bottom w:w="60" w:type="dxa"/>
+          <w:right w:w="106" w:type="dxa"/>
+        </w:tblCellMar>
+        <w:tblLook w:val="04A0" w:firstRow="1" w:lastRow="0" w:firstColumn="1" w:lastColumn="0" w:noHBand="0" w:noVBand="1"/>
+      </w:tblPr>
+      <w:tblGrid>
+        <w:gridCol w:w="946"/>
+        <w:gridCol w:w="3408"/>
+        <w:gridCol w:w="3264"/>
+        <w:gridCol w:w="2122"/>
+      </w:tblGrid>
+      <w:tr>
+        <w:trPr>
+          <w:tblHeader/>
+        </w:trPr>
+        <w:tc>
+          <w:tcPr>
+            <w:tcW w:w="946" w:type="dxa"/>
+            <w:shd w:val="clear" w:color="auto" w:fill="00498F"/>
+          </w:tcPr>
+          <w:p>
+            <w:pPr>
+              <w:spacing w:line="276" w:lineRule="auto"/>
+            </w:pPr>
+            <w:r>
+              <w:rPr>
+                <w:rFonts w:eastAsia="Calibri"/>
+                <w:b/>
+                <w:bCs/>
+                <w:color w:val="FFFFFF"/>
+                <w:sz w:val="17"/>
+                <w:szCs w:val="17"/>
+              </w:rPr>
+              <w:t>AI 층위</w:t>
+            </w:r>
+          </w:p>
+        </w:tc>
+        <w:tc>
+          <w:tcPr>
+            <w:tcW w:w="3408" w:type="dxa"/>
+            <w:shd w:val="clear" w:color="auto" w:fill="00498F"/>
+          </w:tcPr>
+          <w:p>
+            <w:pPr>
+              <w:spacing w:line="276" w:lineRule="auto"/>
+            </w:pPr>
+            <w:r>
+              <w:rPr>
+                <w:rFonts w:eastAsia="Calibri"/>
+                <w:b/>
+                <w:bCs/>
+                <w:color w:val="FFFFFF"/>
+                <w:sz w:val="17"/>
+                <w:szCs w:val="17"/>
+              </w:rPr>
+              <w:t>ASEAN 자체 체계</w:t>
+            </w:r>
+          </w:p>
+        </w:tc>
+        <w:tc>
+          <w:tcPr>
+            <w:tcW w:w="3264" w:type="dxa"/>
+            <w:shd w:val="clear" w:color="auto" w:fill="00498F"/>
+          </w:tcPr>
+          <w:p>
+            <w:pPr>
+              <w:spacing w:line="276" w:lineRule="auto"/>
+            </w:pPr>
+            <w:r>
+              <w:rPr>
+                <w:rFonts w:eastAsia="Calibri"/>
+                <w:b/>
+                <w:bCs/>
+                <w:color w:val="FFFFFF"/>
+                <w:sz w:val="17"/>
+                <w:szCs w:val="17"/>
+              </w:rPr>
+              <w:t>ASEAN–중국 협력</w:t>
+            </w:r>
+          </w:p>
+        </w:tc>
+        <w:tc>
+          <w:tcPr>
+            <w:tcW w:w="2122" w:type="dxa"/>
+            <w:shd w:val="clear" w:color="auto" w:fill="00498F"/>
+          </w:tcPr>
+          <w:p>
+            <w:pPr>
+              <w:spacing w:line="276" w:lineRule="auto"/>
+            </w:pPr>
+            <w:r>
+              <w:rPr>
+                <w:rFonts w:eastAsia="Calibri"/>
+                <w:b/>
+                <w:bCs/>
+                <w:color w:val="FFFFFF"/>
+                <w:sz w:val="17"/>
+                <w:szCs w:val="17"/>
+              </w:rPr>
+              <w:t>중국 측 주관</w:t>
+            </w:r>
+          </w:p>
+        </w:tc>
+      </w:tr>
+      <w:tr>
+        <w:trPr>
+          <w:cantSplit/>
+        </w:trPr>
+        <w:tc>
+          <w:tcPr>
+            <w:tcW w:w="946" w:type="dxa"/>
+          </w:tcPr>
+          <w:p>
+            <w:pPr>
+              <w:spacing w:line="276" w:lineRule="auto"/>
+            </w:pPr>
+            <w:r>
+              <w:rPr>
+                <w:rFonts w:eastAsia="Calibri"/>
+                <w:sz w:val="17"/>
+                <w:szCs w:val="17"/>
+              </w:rPr>
+              <w:t>거버넌스·안전</w:t>
+            </w:r>
+          </w:p>
+        </w:tc>
+        <w:tc>
+          <w:tcPr>
+            <w:tcW w:w="3408" w:type="dxa"/>
+          </w:tcPr>
+          <w:p>
+            <w:pPr>
+              <w:spacing w:line="276" w:lineRule="auto"/>
+            </w:pPr>
+            <w:r>
+              <w:rPr>
+                <w:rFonts w:eastAsia="Calibri"/>
+                <w:sz w:val="17"/>
+                <w:szCs w:val="17"/>
+              </w:rPr>
+              <w:t>ASEAN AI 거버넌스·윤리 가이드(2024, 2025년 생성형 AI 확장), Responsible AI Roadmap 2025–2030, ASEAN AI Safe</w:t>
+            </w:r>
+          </w:p>
+        </w:tc>
+        <w:tc>
+          <w:tcPr>
+            <w:tcW w:w="3264" w:type="dxa"/>
+          </w:tcPr>
+          <w:p>
+            <w:pPr>
+              <w:spacing w:line="276" w:lineRule="auto"/>
+            </w:pPr>
+            <w:r>
+              <w:rPr>
+                <w:rFonts w:eastAsia="Calibri"/>
+                <w:sz w:val="17"/>
+                <w:szCs w:val="17"/>
+              </w:rPr>
+              <w:t>AI 장관급 라운드테이블, AI 윤리·안전 이니셔티브(2026), CIIS 라운드테이블</w:t>
+            </w:r>
+          </w:p>
+        </w:tc>
+        <w:tc>
+          <w:tcPr>
+            <w:tcW w:w="2122" w:type="dxa"/>
+          </w:tcPr>
+          <w:p>
+            <w:pPr>
+              <w:spacing w:line="276" w:lineRule="auto"/>
+            </w:pPr>
+            <w:r>
+              <w:rPr>
+                <w:rFonts w:eastAsia="Calibri"/>
+                <w:sz w:val="17"/>
+                <w:szCs w:val="17"/>
+              </w:rPr>
+              <w:t>국가발전개혁위원회(NDRC)·광시, 외교부·CIIS</w:t>
+            </w:r>
+          </w:p>
+        </w:tc>
+      </w:tr>
+      <w:tr>
+        <w:trPr>
+          <w:cantSplit/>
+        </w:trPr>
+        <w:tc>
+          <w:tcPr>
+            <w:tcW w:w="946" w:type="dxa"/>
+          </w:tcPr>
+          <w:p>
+            <w:pPr>
+              <w:spacing w:line="276" w:lineRule="auto"/>
+            </w:pPr>
+            <w:r>
+              <w:rPr>
+                <w:rFonts w:eastAsia="Calibri"/>
+                <w:sz w:val="17"/>
+                <w:szCs w:val="17"/>
+              </w:rPr>
+              <w:t>산업 응용</w:t>
+            </w:r>
+          </w:p>
+        </w:tc>
+        <w:tc>
+          <w:tcPr>
+            <w:tcW w:w="3408" w:type="dxa"/>
+          </w:tcPr>
+          <w:p>
+            <w:pPr>
+              <w:spacing w:line="276" w:lineRule="auto"/>
+            </w:pPr>
+            <w:r>
+              <w:rPr>
+                <w:rFonts w:eastAsia="Calibri"/>
+                <w:sz w:val="17"/>
+                <w:szCs w:val="17"/>
+              </w:rPr>
+              <w:t>ASEAN Digital Masterplan 2030, ‘AI 기반 MSME 성장’ 정상 선언(추진 중)</w:t>
+            </w:r>
+          </w:p>
+        </w:tc>
+        <w:tc>
+          <w:tcPr>
+            <w:tcW w:w="3264" w:type="dxa"/>
+          </w:tcPr>
+          <w:p>
+            <w:pPr>
+              <w:spacing w:line="276" w:lineRule="auto"/>
+            </w:pPr>
+            <w:r>
+              <w:rPr>
+                <w:rFonts w:eastAsia="Calibri"/>
+                <w:sz w:val="17"/>
+                <w:szCs w:val="17"/>
+              </w:rPr>
+              <w:t>베이징 혁신센터와 광시 분원, 난닝 응용협력센터(베트남·라오스·말레이시아 사무소)</w:t>
+            </w:r>
+          </w:p>
+        </w:tc>
+        <w:tc>
+          <w:tcPr>
+            <w:tcW w:w="2122" w:type="dxa"/>
+          </w:tcPr>
+          <w:p>
+            <w:pPr>
+              <w:spacing w:line="276" w:lineRule="auto"/>
+            </w:pPr>
+            <w:r>
+              <w:rPr>
+                <w:rFonts w:eastAsia="Calibri"/>
+                <w:sz w:val="17"/>
+                <w:szCs w:val="17"/>
+              </w:rPr>
+              <w:t>공업정보화부(MIIT), NDRC·광시</w:t>
+            </w:r>
+          </w:p>
+        </w:tc>
+      </w:tr>
+      <w:tr>
+        <w:trPr>
+          <w:cantSplit/>
+        </w:trPr>
+        <w:tc>
+          <w:tcPr>
+            <w:tcW w:w="946" w:type="dxa"/>
+          </w:tcPr>
+          <w:p>
+            <w:pPr>
+              <w:spacing w:line="276" w:lineRule="auto"/>
+            </w:pPr>
+            <w:r>
+              <w:rPr>
+                <w:rFonts w:eastAsia="Calibri"/>
+                <w:sz w:val="17"/>
+                <w:szCs w:val="17"/>
+              </w:rPr>
+              <w:t>인재</w:t>
+            </w:r>
+          </w:p>
+        </w:tc>
+        <w:tc>
+          <w:tcPr>
+            <w:tcW w:w="3408" w:type="dxa"/>
+          </w:tcPr>
+          <w:p>
+            <w:pPr>
+              <w:spacing w:line="276" w:lineRule="auto"/>
+            </w:pPr>
+            <w:r>
+              <w:rPr>
+                <w:rFonts w:eastAsia="Calibri"/>
+                <w:sz w:val="17"/>
+                <w:szCs w:val="17"/>
+              </w:rPr>
+              <w:t>하노이 디지털 선언(미래 디지털 인력)</w:t>
+            </w:r>
+          </w:p>
+        </w:tc>
+        <w:tc>
+          <w:tcPr>
+            <w:tcW w:w="3264" w:type="dxa"/>
+          </w:tcPr>
+          <w:p>
+            <w:pPr>
+              <w:spacing w:line="276" w:lineRule="auto"/>
+            </w:pPr>
+            <w:r>
+              <w:rPr>
+                <w:rFonts w:eastAsia="Calibri"/>
+                <w:sz w:val="17"/>
+                <w:szCs w:val="17"/>
+              </w:rPr>
+              <w:t>3개년 계획, 혁신센터 연수, 연수 5,000건, Digital Academy, Smart Education</w:t>
+            </w:r>
+          </w:p>
+        </w:tc>
+        <w:tc>
+          <w:tcPr>
+            <w:tcW w:w="2122" w:type="dxa"/>
+          </w:tcPr>
+          <w:p>
+            <w:pPr>
+              <w:spacing w:line="276" w:lineRule="auto"/>
+            </w:pPr>
+            <w:r>
+              <w:rPr>
+                <w:rFonts w:eastAsia="Calibri"/>
+                <w:sz w:val="17"/>
+                <w:szCs w:val="17"/>
+              </w:rPr>
+              <w:t>외교부, 과학기술부, MIIT, 교육부</w:t>
+            </w:r>
+          </w:p>
+        </w:tc>
+      </w:tr>
+      <w:tr>
+        <w:trPr>
+          <w:cantSplit/>
+        </w:trPr>
+        <w:tc>
+          <w:tcPr>
+            <w:tcW w:w="946" w:type="dxa"/>
+          </w:tcPr>
+          <w:p>
+            <w:pPr>
+              <w:spacing w:line="276" w:lineRule="auto"/>
+            </w:pPr>
+            <w:r>
+              <w:rPr>
+                <w:rFonts w:eastAsia="Calibri"/>
+                <w:sz w:val="17"/>
+                <w:szCs w:val="17"/>
+              </w:rPr>
+              <w:t>언어·데이터</w:t>
+            </w:r>
+          </w:p>
+        </w:tc>
+        <w:tc>
+          <w:tcPr>
+            <w:tcW w:w="3408" w:type="dxa"/>
+          </w:tcPr>
+          <w:p>
+            <w:pPr>
+              <w:spacing w:line="276" w:lineRule="auto"/>
+            </w:pPr>
+            <w:r>
+              <w:rPr>
+                <w:rFonts w:eastAsia="Calibri"/>
+                <w:sz w:val="17"/>
+                <w:szCs w:val="17"/>
+              </w:rPr>
+              <w:t>역내 언어모델(예: SEA-LION, 역내 11개 언어)</w:t>
+            </w:r>
+          </w:p>
+        </w:tc>
+        <w:tc>
+          <w:tcPr>
+            <w:tcW w:w="3264" w:type="dxa"/>
+          </w:tcPr>
+          <w:p>
+            <w:pPr>
+              <w:spacing w:line="276" w:lineRule="auto"/>
+            </w:pPr>
+            <w:r>
+              <w:rPr>
+                <w:rFonts w:eastAsia="Calibri"/>
+                <w:sz w:val="17"/>
+                <w:szCs w:val="17"/>
+              </w:rPr>
+              <w:t>라오스 국가 언어모델, ASEAN AI 오픈소스 커뮤니티</w:t>
+            </w:r>
+          </w:p>
+        </w:tc>
+        <w:tc>
+          <w:tcPr>
+            <w:tcW w:w="2122" w:type="dxa"/>
+          </w:tcPr>
+          <w:p>
+            <w:pPr>
+              <w:spacing w:line="276" w:lineRule="auto"/>
+            </w:pPr>
+            <w:r>
+              <w:rPr>
+                <w:rFonts w:eastAsia="Calibri"/>
+                <w:sz w:val="17"/>
+                <w:szCs w:val="17"/>
+              </w:rPr>
+              <w:t>NDRC·광시, MIIT</w:t>
+            </w:r>
+          </w:p>
+        </w:tc>
+      </w:tr>
+    </w:tbl>
+    <w:p>
+      <w:pPr>
+        <w:spacing w:after="60" w:line="120" w:lineRule="auto"/>
+      </w:pPr>
+    </w:p>
+    <w:p>
+      <w:pPr>
+        <w:keepNext/>
+        <w:spacing w:after="120" w:line="336" w:lineRule="auto"/>
+        <w:jc w:val="both"/>
+      </w:pPr>
+      <w:r>
+        <w:rPr>
+          <w:rFonts w:eastAsia="Calibri"/>
+          <w:b/>
+          <w:bCs/>
+          <w:color w:val="0F63A8"/>
+        </w:rPr>
+        <w:t>[판단]</w:t>
+      </w:r>
+      <w:r>
+        <w:rPr>
+          <w:rFonts w:eastAsia="Calibri"/>
+        </w:rPr>
+        <w:t xml:space="preserve"> 재단에 중요한 점은 네 가지다.</w:t>
+      </w:r>
+    </w:p>
+    <w:p>
+      <w:pPr>
+        <w:pStyle w:val="a4"/>
+        <w:numPr>
+          <w:ilvl w:val="0"/>
+          <w:numId w:val="4"/>
+        </w:numPr>
+        <w:spacing w:after="60" w:line="336" w:lineRule="auto"/>
+        <w:jc w:val="both"/>
+      </w:pPr>
+      <w:r>
+        <w:rPr>
+          <w:rFonts w:eastAsia="Calibri"/>
+          <w:b/>
+          <w:bCs/>
+        </w:rPr>
+        <w:t>중국은 묶음을, ASEAN은 비구속적 규범을 내놓는다.</w:t>
+      </w:r>
+      <w:r>
+        <w:rPr>
+          <w:rFonts w:eastAsia="Calibri"/>
+        </w:rPr>
+        <w:t xml:space="preserve"> 중국은 인프라·산업·인재·표준을 한꺼번에 제시한다. ASEAN의 체계는 비구속적이고 회원국이 각자 속도로 이행하며, ASEAN AI Safe는 공동 기제가 아니라 ASEAN 내부 기제다. ASEAN 측 기구가 자기 콘텐츠를 들고 가지 않으면 협력은 중국이 내놓는 것으로 채워진다.</w:t>
+      </w:r>
+    </w:p>
+    <w:p>
+      <w:pPr>
+        <w:pStyle w:val="a4"/>
+        <w:numPr>
+          <w:ilvl w:val="0"/>
+          <w:numId w:val="4"/>
+        </w:numPr>
+        <w:spacing w:after="60" w:line="336" w:lineRule="auto"/>
+        <w:jc w:val="both"/>
+      </w:pPr>
+      <w:r>
+        <w:rPr>
+          <w:rFonts w:eastAsia="Calibri"/>
+          <w:b/>
+          <w:bCs/>
+        </w:rPr>
+        <w:t>중국 측 상대는 하나가 아니다.</w:t>
+      </w:r>
+      <w:r>
+        <w:rPr>
+          <w:rFonts w:eastAsia="Calibri"/>
+        </w:rPr>
+        <w:t xml:space="preserve"> 채널이 NDRC·광시, MIIT, 과학기술부, 교육부, 외교부로 나뉘어 있다. 제안마다 경로가 달라야 한다. MSME는 ACCMSME, 교육은 SOM-ED, 거버넌스는 ASEAN 사무국을 거친다.</w:t>
+      </w:r>
+    </w:p>
+    <w:p>
+      <w:pPr>
+        <w:pStyle w:val="a4"/>
+        <w:numPr>
+          <w:ilvl w:val="0"/>
+          <w:numId w:val="4"/>
+        </w:numPr>
+        <w:spacing w:after="60" w:line="336" w:lineRule="auto"/>
+        <w:jc w:val="both"/>
+      </w:pPr>
+      <w:r>
+        <w:rPr>
+          <w:rFonts w:eastAsia="Calibri"/>
+          <w:b/>
+          <w:bCs/>
+        </w:rPr>
+        <w:t>인재는 세기만 하고 이후를 따라가지 않는다.</w:t>
+      </w:r>
+      <w:r>
+        <w:rPr>
+          <w:rFonts w:eastAsia="Calibri"/>
+        </w:rPr>
+        <w:t xml:space="preserve"> 연수 제안은 인원과 대상으로만 제시된다. 연수 뒤 AI 활용을 어떻게 돕고 성과를 어떻게 재는지는 어디에도 없다. 교사·시민·MSME는 주로 기업·플랫폼 과정에 맡겨져 있다.</w:t>
+      </w:r>
+    </w:p>
+    <w:p>
+      <w:pPr>
+        <w:pStyle w:val="a4"/>
+        <w:numPr>
+          <w:ilvl w:val="0"/>
+          <w:numId w:val="4"/>
+        </w:numPr>
+        <w:spacing w:after="120" w:line="336" w:lineRule="auto"/>
+        <w:jc w:val="both"/>
+      </w:pPr>
+      <w:r>
+        <w:rPr>
+          <w:rFonts w:eastAsia="Calibri"/>
+          <w:b/>
+          <w:bCs/>
+        </w:rPr>
+        <w:t>내용은 아직 설계 중이다.</w:t>
+      </w:r>
+      <w:r>
+        <w:rPr>
+          <w:rFonts w:eastAsia="Calibri"/>
+        </w:rPr>
+        <w:t xml:space="preserve"> 윤리·안전 이니셔티브, 혁신센터 과정, Smart Education의 세부 내용은 공개되지 않았고, AI 협력의 해가 채택되면 성과물이 필요하다. 사람들의 AI 활용 역량에 관한 ASEAN 소유의 기술 중립적 콘텐츠를 올려놓을 때가 지금이다.</w:t>
+      </w:r>
+    </w:p>
+    <w:p>
+      <w:pPr>
+        <w:spacing w:after="120" w:line="336" w:lineRule="auto"/>
+        <w:jc w:val="both"/>
+      </w:pPr>
+      <w:r>
+        <w:rPr>
+          <w:rFonts w:eastAsia="Calibri"/>
+        </w:rPr>
+        <w:t>CIIS는 중국 외교부 산하이므로, 라운드테이블 발언은 중국 정부에 전달된다는 전제로 준비한다.</w:t>
+      </w:r>
+    </w:p>
+    <w:p>
+      <w:pPr>
+        <w:keepNext/>
+        <w:spacing w:before="240" w:after="160" w:line="300" w:lineRule="auto"/>
+      </w:pPr>
+      <w:r>
+        <w:rPr>
+          <w:rFonts w:eastAsia="Calibri"/>
+          <w:b/>
+          <w:bCs/>
+          <w:color w:val="00498F"/>
+          <w:sz w:val="26"/>
+          <w:szCs w:val="26"/>
+        </w:rPr>
+        <w:t>2. 공백: 연수 이후</w:t>
+      </w:r>
+    </w:p>
+    <w:p>
+      <w:pPr>
+        <w:keepNext/>
+        <w:spacing w:after="120" w:line="336" w:lineRule="auto"/>
+        <w:jc w:val="both"/>
+      </w:pPr>
+      <w:r>
+        <w:rPr>
+          <w:rFonts w:eastAsia="Calibri"/>
+        </w:rPr>
+        <w:t>근거는 같은 단절을 가리킨다. 연수는 받지만, 업무에서 AI를 계속 쓰는 데까지 가지 못한다.</w:t>
+      </w:r>
+    </w:p>
+    <w:p>
+      <w:pPr>
+        <w:pStyle w:val="a4"/>
+        <w:numPr>
+          <w:ilvl w:val="0"/>
+          <w:numId w:val="2"/>
+        </w:numPr>
+        <w:spacing w:after="60" w:line="336" w:lineRule="auto"/>
+        <w:jc w:val="both"/>
+      </w:pPr>
+      <w:r>
+        <w:rPr>
+          <w:rFonts w:eastAsia="Calibri"/>
+          <w:b/>
+          <w:bCs/>
+        </w:rPr>
+        <w:t>준비도가 낮다.</w:t>
+      </w:r>
+      <w:r>
+        <w:rPr>
+          <w:rFonts w:eastAsia="Calibri"/>
+        </w:rPr>
+        <w:t xml:space="preserve"> 학생의 72.4%, 교육자의 70.5%는 AI 강좌를 들은 적이 없다. 교육자의 실측 AI 리터러시는 자신감에 못 미치고, 기관 준비도가 가장 낮으며, 도농 격차도 뚜렷하다(AI Ready ASEAN Research, 2026).</w:t>
+      </w:r>
+    </w:p>
+    <w:p>
+      <w:pPr>
+        <w:pStyle w:val="a4"/>
+        <w:numPr>
+          <w:ilvl w:val="0"/>
+          <w:numId w:val="2"/>
+        </w:numPr>
+        <w:spacing w:after="60" w:line="336" w:lineRule="auto"/>
+        <w:jc w:val="both"/>
+      </w:pPr>
+      <w:r>
+        <w:rPr>
+          <w:rFonts w:eastAsia="Calibri"/>
+          <w:b/>
+          <w:bCs/>
+        </w:rPr>
+        <w:t>지원이 탄탄해도 공백은 남는다.</w:t>
+      </w:r>
+      <w:r>
+        <w:rPr>
+          <w:rFonts w:eastAsia="Calibri"/>
+        </w:rPr>
+        <w:t xml:space="preserve"> 싱가포르의 2025년 AI 도입률은 중소기업 23.4%, 그 외 기업 70.4%다(IMDA). 싱가포르 Convening(2026년 9월 15일)은 도구 접근이 곧 사업 통합은 아니라고 진단했다. 준비가 되려면 리더의 분명한 방향, 쓸 수 있는 데이터, 맞는 업무 흐름, 역량 있는 직원이 함께 필요하다. 지원은 인식·실험·적용·확산 사이에서 끊기며, 시간·기술 리터러시·예산의 제약은 영세기업이 가장 크다.</w:t>
+      </w:r>
+    </w:p>
+    <w:p>
+      <w:pPr>
+        <w:pStyle w:val="a4"/>
+        <w:numPr>
+          <w:ilvl w:val="0"/>
+          <w:numId w:val="2"/>
+        </w:numPr>
+        <w:spacing w:after="60" w:line="336" w:lineRule="auto"/>
+        <w:jc w:val="both"/>
+      </w:pPr>
+      <w:r>
+        <w:rPr>
+          <w:rFonts w:eastAsia="Calibri"/>
+          <w:b/>
+          <w:bCs/>
+        </w:rPr>
+        <w:t>파트너 보고서는 이를 세 가지 과제로 요약했다.</w:t>
+      </w:r>
+      <w:r>
+        <w:rPr>
+          <w:rFonts w:eastAsia="Calibri"/>
+        </w:rPr>
+        <w:t xml:space="preserve"> 연수를 실행으로 잇기, AI-bilingual 팀 구축, 책임 있는 사용과 사업 성과 측정이다.</w:t>
+      </w:r>
+    </w:p>
+    <w:p>
+      <w:pPr>
+        <w:pStyle w:val="a4"/>
+        <w:numPr>
+          <w:ilvl w:val="0"/>
+          <w:numId w:val="2"/>
+        </w:numPr>
+        <w:spacing w:after="120" w:line="336" w:lineRule="auto"/>
+        <w:jc w:val="both"/>
+      </w:pPr>
+      <w:r>
+        <w:rPr>
+          <w:rFonts w:eastAsia="Calibri"/>
+          <w:b/>
+          <w:bCs/>
+        </w:rPr>
+        <w:t>다른 곳의 장벽은 더 기초적이다.</w:t>
+      </w:r>
+      <w:r>
+        <w:rPr>
+          <w:rFonts w:eastAsia="Calibri"/>
+        </w:rPr>
+        <w:t xml:space="preserve"> 인도네시아 Convening은 디지털·금융 리터러시 격차를 짚었다.</w:t>
+      </w:r>
+    </w:p>
+    <w:tbl>
+      <w:tblPr>
+        <w:tblW w:w="9740" w:type="dxa"/>
+        <w:tblBorders>
+          <w:top w:val="single" w:sz="4" w:space="0" w:color="C3D6E8"/>
+          <w:left w:val="single" w:sz="4" w:space="0" w:color="C3D6E8"/>
+          <w:bottom w:val="single" w:sz="4" w:space="0" w:color="C3D6E8"/>
+          <w:right w:val="single" w:sz="4" w:space="0" w:color="C3D6E8"/>
+          <w:insideH w:val="single" w:sz="4" w:space="0" w:color="C3D6E8"/>
+          <w:insideV w:val="single" w:sz="4" w:space="0" w:color="C3D6E8"/>
+        </w:tblBorders>
+        <w:tblLayout w:type="fixed"/>
+        <w:tblCellMar>
+          <w:top w:w="60" w:type="dxa"/>
+          <w:left w:w="106" w:type="dxa"/>
+          <w:bottom w:w="60" w:type="dxa"/>
           <w:right w:w="106" w:type="dxa"/>
         </w:tblCellMar>
         <w:tblLook w:val="04A0" w:firstRow="1" w:lastRow="0" w:firstColumn="1" w:lastColumn="0" w:noHBand="0" w:noVBand="1"/>
@@ -1359,7 +2136,7 @@
         <w:rPr>
           <w:rFonts w:eastAsia="Calibri"/>
         </w:rPr>
-        <w:t xml:space="preserve"> 공백은 AI 연수의 부족이 아니다. 중국 기업과 플랫폼은 이미 연수를 한다. 비어 있는 것은 연수 이후를 돕는 ASEAN 주도의 기술 중립적 지원, 그리고 연수가 일하는 방식을 바꿨는지 재는 측정이다.</w:t>
+        <w:t xml:space="preserve"> 공백은 AI 연수의 부족이 아니다. 중국 기업과 플랫폼은 이미 연수를 한다. 비어 있는 것은 연수 이후를 돕는 ASEAN 주도의 기술 중립적 지원, 그리고 연수가 일하는 방식을 바꿨는지 재는 측정이다. 같은 잣대는 재단에도 적용된다. AIM ASEAN은 싱가포르에서 목표 3,000곳 가운데 1,500곳 넘게 닿았지만, 파트너 보고서는 도달이 아직 지속적 활용의 증거는 아니라고 적었다.</w:t>
       </w:r>
     </w:p>
     <w:p>
@@ -1376,19 +2153,146 @@
           <w:sz w:val="26"/>
           <w:szCs w:val="26"/>
         </w:rPr>
-        <w:t>4. 재단이 내놓을 것</w:t>
+        <w:t>3. 재단이 맡을 자리</w:t>
       </w:r>
     </w:p>
     <w:p>
       <w:pPr>
+        <w:keepNext/>
         <w:spacing w:after="120" w:line="336" w:lineRule="auto"/>
         <w:jc w:val="both"/>
       </w:pPr>
       <w:r>
         <w:rPr>
           <w:rFonts w:eastAsia="Calibri"/>
-        </w:rPr>
-        <w:t>재단의 자산은 세 가지다. 전달망(Master Trainer 3,000명 이상, 현지 파트너), 근거(AI 준비도 연구, Convening 기록), 그리고 싱가포르 파트너가 권고한 역할(공통 ‘연수 이후 경로’, 공통 성과 지표, 지역 사례 교류. 합의 전)이다. 제안은 싱가포르 보고서의 핵심 요약 세 가지(연수를 실행으로 잇기, AI-bilingual 팀 구축, 책임 있는 사용과 사업 성과 측정)를 따른다.</w:t>
+          <w:b/>
+          <w:bCs/>
+          <w:color w:val="0F63A8"/>
+        </w:rPr>
+        <w:t>[판단]</w:t>
+      </w:r>
+      <w:r>
+        <w:rPr>
+          <w:rFonts w:eastAsia="Calibri"/>
+        </w:rPr>
+        <w:t xml:space="preserve"> 이 구간을 재단이 맡아야 할 이유는 네 가지다.</w:t>
+      </w:r>
+    </w:p>
+    <w:p>
+      <w:pPr>
+        <w:pStyle w:val="a4"/>
+        <w:numPr>
+          <w:ilvl w:val="0"/>
+          <w:numId w:val="2"/>
+        </w:numPr>
+        <w:spacing w:after="60" w:line="336" w:lineRule="auto"/>
+        <w:jc w:val="both"/>
+      </w:pPr>
+      <w:r>
+        <w:rPr>
+          <w:rFonts w:eastAsia="Calibri"/>
+          <w:b/>
+          <w:bCs/>
+        </w:rPr>
+        <w:t>어느 쪽도 다루지 않는다.</w:t>
+      </w:r>
+      <w:r>
+        <w:rPr>
+          <w:rFonts w:eastAsia="Calibri"/>
+        </w:rPr>
+        <w:t xml:space="preserve"> ASEAN의 체계는 원칙을 정하고, 중국의 사업은 연수 인원을 센다. 연수가 실무로 바뀌는 구간은 누구의 몫도 아니다.</w:t>
+      </w:r>
+    </w:p>
+    <w:p>
+      <w:pPr>
+        <w:pStyle w:val="a4"/>
+        <w:numPr>
+          <w:ilvl w:val="0"/>
+          <w:numId w:val="2"/>
+        </w:numPr>
+        <w:spacing w:after="60" w:line="336" w:lineRule="auto"/>
+        <w:jc w:val="both"/>
+      </w:pPr>
+      <w:r>
+        <w:rPr>
+          <w:rFonts w:eastAsia="Calibri"/>
+          <w:b/>
+          <w:bCs/>
+        </w:rPr>
+        <w:t>재단에 자산이 있다.</w:t>
+      </w:r>
+      <w:r>
+        <w:rPr>
+          <w:rFonts w:eastAsia="Calibri"/>
+        </w:rPr>
+        <w:t xml:space="preserve"> 전달 측면에서는 회원국 전역의 Master Trainer 3,000명 이상과 현지 이행 파트너, 그리고 AIM ASEAN 파트너 9곳이 있다. 근거 측면에서는 학생·교육자의 AI 준비도 데이터와, National Policy Convening에서 모은 MSME 장벽의 현장 기록이 있다. 여기에 싱가포르 파트너가 권고한 역할(공통 ‘연수 이후 경로’, 공통 성과 지표, 지역 사례 교류. 합의 전)이 있다.</w:t>
+      </w:r>
+    </w:p>
+    <w:p>
+      <w:pPr>
+        <w:pStyle w:val="a4"/>
+        <w:numPr>
+          <w:ilvl w:val="0"/>
+          <w:numId w:val="2"/>
+        </w:numPr>
+        <w:spacing w:after="60" w:line="336" w:lineRule="auto"/>
+        <w:jc w:val="both"/>
+      </w:pPr>
+      <w:r>
+        <w:rPr>
+          <w:rFonts w:eastAsia="Calibri"/>
+          <w:b/>
+          <w:bCs/>
+        </w:rPr>
+        <w:t>거버넌스 라운드테이블에 맞는다.</w:t>
+      </w:r>
+      <w:r>
+        <w:rPr>
+          <w:rFonts w:eastAsia="Calibri"/>
+        </w:rPr>
+        <w:t xml:space="preserve"> 양측 모두 AI 안전을 의제에 올렸다(ASEAN AI Safe, 2026년 9월 이니셔티브). 모델 시험과 표준은 공급 측을 다룬다. 사람들이 AI를 책임 있게 쓰는 역량은 수요 측이며, 바로 그것이 빠져 있다.</w:t>
+      </w:r>
+    </w:p>
+    <w:p>
+      <w:pPr>
+        <w:pStyle w:val="a4"/>
+        <w:numPr>
+          <w:ilvl w:val="0"/>
+          <w:numId w:val="2"/>
+        </w:numPr>
+        <w:spacing w:after="120" w:line="336" w:lineRule="auto"/>
+        <w:jc w:val="both"/>
+      </w:pPr>
+      <w:r>
+        <w:rPr>
+          <w:rFonts w:eastAsia="Calibri"/>
+          <w:b/>
+          <w:bCs/>
+        </w:rPr>
+        <w:t>중국과 ASEAN 모두에 도움이 된다.</w:t>
+      </w:r>
+      <w:r>
+        <w:rPr>
+          <w:rFonts w:eastAsia="Calibri"/>
+        </w:rPr>
+        <w:t xml:space="preserve"> 중국은 연수 제안의 성과를 보여 줘야 하고, 연수 이후의 측정이 그 근거가 된다. ASEAN은 소유권과 중립성을 지킨다. 기여가 기술 중립적이고 ASEAN 기구를 거치기 때문이다.</w:t>
+      </w:r>
+    </w:p>
+    <w:p>
+      <w:pPr>
+        <w:keepNext/>
+        <w:spacing w:before="240" w:after="160" w:line="300" w:lineRule="auto"/>
+      </w:pPr>
+      <w:r>
+        <w:rPr>
+          <w:rFonts w:eastAsia="Calibri"/>
+          <w:b/>
+          <w:bCs/>
+          <w:color w:val="00498F"/>
+          <w:sz w:val="26"/>
+          <w:szCs w:val="26"/>
+        </w:rPr>
+        <w:t>4. 무엇을, 언제 내놓을 것인가</w:t>
       </w:r>
     </w:p>
     <w:tbl>
@@ -1404,18 +2308,18 @@
         </w:tblBorders>
         <w:tblLayout w:type="fixed"/>
         <w:tblCellMar>
-          <w:top w:w="90" w:type="dxa"/>
+          <w:top w:w="60" w:type="dxa"/>
           <w:left w:w="106" w:type="dxa"/>
-          <w:bottom w:w="90" w:type="dxa"/>
+          <w:bottom w:w="60" w:type="dxa"/>
           <w:right w:w="106" w:type="dxa"/>
         </w:tblCellMar>
         <w:tblLook w:val="04A0" w:firstRow="1" w:lastRow="0" w:firstColumn="1" w:lastColumn="0" w:noHBand="0" w:noVBand="1"/>
       </w:tblPr>
       <w:tblGrid>
-        <w:gridCol w:w="1106"/>
-        <w:gridCol w:w="4351"/>
-        <w:gridCol w:w="2308"/>
-        <w:gridCol w:w="1975"/>
+        <w:gridCol w:w="1083"/>
+        <w:gridCol w:w="4394"/>
+        <w:gridCol w:w="2491"/>
+        <w:gridCol w:w="1772"/>
       </w:tblGrid>
       <w:tr>
         <w:trPr>
@@ -1423,7 +2327,7 @@
         </w:trPr>
         <w:tc>
           <w:tcPr>
-            <w:tcW w:w="1106" w:type="dxa"/>
+            <w:tcW w:w="1083" w:type="dxa"/>
             <w:shd w:val="clear" w:color="auto" w:fill="00498F"/>
           </w:tcPr>
           <w:p>
@@ -1445,7 +2349,7 @@
         </w:tc>
         <w:tc>
           <w:tcPr>
-            <w:tcW w:w="4351" w:type="dxa"/>
+            <w:tcW w:w="4394" w:type="dxa"/>
             <w:shd w:val="clear" w:color="auto" w:fill="00498F"/>
           </w:tcPr>
           <w:p>
@@ -1467,7 +2371,7 @@
         </w:tc>
         <w:tc>
           <w:tcPr>
-            <w:tcW w:w="2308" w:type="dxa"/>
+            <w:tcW w:w="2491" w:type="dxa"/>
             <w:shd w:val="clear" w:color="auto" w:fill="00498F"/>
           </w:tcPr>
           <w:p>
@@ -1489,7 +2393,7 @@
         </w:tc>
         <w:tc>
           <w:tcPr>
-            <w:tcW w:w="1975" w:type="dxa"/>
+            <w:tcW w:w="1772" w:type="dxa"/>
             <w:shd w:val="clear" w:color="auto" w:fill="00498F"/>
           </w:tcPr>
           <w:p>
@@ -1516,7 +2420,7 @@
         </w:trPr>
         <w:tc>
           <w:tcPr>
-            <w:tcW w:w="1106" w:type="dxa"/>
+            <w:tcW w:w="1083" w:type="dxa"/>
           </w:tcPr>
           <w:p>
             <w:pPr>
@@ -1534,7 +2438,7 @@
         </w:tc>
         <w:tc>
           <w:tcPr>
-            <w:tcW w:w="4351" w:type="dxa"/>
+            <w:tcW w:w="4394" w:type="dxa"/>
           </w:tcPr>
           <w:p>
             <w:pPr>
@@ -1562,7 +2466,7 @@
         </w:tc>
         <w:tc>
           <w:tcPr>
-            <w:tcW w:w="2308" w:type="dxa"/>
+            <w:tcW w:w="2491" w:type="dxa"/>
           </w:tcPr>
           <w:p>
             <w:pPr>
@@ -1580,7 +2484,7 @@
         </w:tc>
         <w:tc>
           <w:tcPr>
-            <w:tcW w:w="1975" w:type="dxa"/>
+            <w:tcW w:w="1772" w:type="dxa"/>
           </w:tcPr>
           <w:p>
             <w:pPr>
@@ -1603,7 +2507,7 @@
         </w:trPr>
         <w:tc>
           <w:tcPr>
-            <w:tcW w:w="1106" w:type="dxa"/>
+            <w:tcW w:w="1083" w:type="dxa"/>
           </w:tcPr>
           <w:p>
             <w:pPr>
@@ -1621,7 +2525,7 @@
         </w:tc>
         <w:tc>
           <w:tcPr>
-            <w:tcW w:w="4351" w:type="dxa"/>
+            <w:tcW w:w="4394" w:type="dxa"/>
           </w:tcPr>
           <w:p>
             <w:pPr>
@@ -1635,51 +2539,51 @@
                 <w:sz w:val="17"/>
                 <w:szCs w:val="17"/>
               </w:rPr>
-              <w:t>측정</w:t>
-            </w:r>
-            <w:r>
-              <w:rPr>
-                <w:rFonts w:eastAsia="Calibri"/>
-                <w:sz w:val="17"/>
-                <w:szCs w:val="17"/>
-              </w:rPr>
-              <w:t>: 도달, 사업 통합, 검증된 성과를 구분하는 지속 활용·사업 가치 지표</w:t>
-            </w:r>
-          </w:p>
-        </w:tc>
-        <w:tc>
-          <w:tcPr>
-            <w:tcW w:w="2308" w:type="dxa"/>
-          </w:tcPr>
-          <w:p>
-            <w:pPr>
-              <w:spacing w:line="276" w:lineRule="auto"/>
-            </w:pPr>
-            <w:r>
-              <w:rPr>
-                <w:rFonts w:eastAsia="Calibri"/>
-                <w:sz w:val="17"/>
-                <w:szCs w:val="17"/>
-              </w:rPr>
-              <w:t>AIM ASEAN 파트너, CIIS 공동 연구</w:t>
-            </w:r>
-          </w:p>
-        </w:tc>
-        <w:tc>
-          <w:tcPr>
-            <w:tcW w:w="1975" w:type="dxa"/>
-          </w:tcPr>
-          <w:p>
-            <w:pPr>
-              <w:spacing w:line="276" w:lineRule="auto"/>
-            </w:pPr>
-            <w:r>
-              <w:rPr>
-                <w:rFonts w:eastAsia="Calibri"/>
-                <w:sz w:val="17"/>
-                <w:szCs w:val="17"/>
-              </w:rPr>
-              <w:t>2027년(싱가포르 기준선 2026년 4분기, 검토 2027년 1분기 이후)</w:t>
+              <w:t>경험과 근거 공유</w:t>
+            </w:r>
+            <w:r>
+              <w:rPr>
+                <w:rFonts w:eastAsia="Calibri"/>
+                <w:sz w:val="17"/>
+                <w:szCs w:val="17"/>
+              </w:rPr>
+              <w:t>: Master Trainer 모델(선발, 품질 관리, 도달·이수 추적)과 AI 준비도 근거 브리핑</w:t>
+            </w:r>
+          </w:p>
+        </w:tc>
+        <w:tc>
+          <w:tcPr>
+            <w:tcW w:w="2491" w:type="dxa"/>
+          </w:tcPr>
+          <w:p>
+            <w:pPr>
+              <w:spacing w:line="276" w:lineRule="auto"/>
+            </w:pPr>
+            <w:r>
+              <w:rPr>
+                <w:rFonts w:eastAsia="Calibri"/>
+                <w:sz w:val="17"/>
+                <w:szCs w:val="17"/>
+              </w:rPr>
+              <w:t>Smart Education 실무진, 혁신센터 연수 담당, ASEAN 사무국</w:t>
+            </w:r>
+          </w:p>
+        </w:tc>
+        <w:tc>
+          <w:tcPr>
+            <w:tcW w:w="1772" w:type="dxa"/>
+          </w:tcPr>
+          <w:p>
+            <w:pPr>
+              <w:spacing w:line="276" w:lineRule="auto"/>
+            </w:pPr>
+            <w:r>
+              <w:rPr>
+                <w:rFonts w:eastAsia="Calibri"/>
+                <w:sz w:val="17"/>
+                <w:szCs w:val="17"/>
+              </w:rPr>
+              <w:t>지금부터</w:t>
             </w:r>
           </w:p>
         </w:tc>
@@ -1690,7 +2594,7 @@
         </w:trPr>
         <w:tc>
           <w:tcPr>
-            <w:tcW w:w="1106" w:type="dxa"/>
+            <w:tcW w:w="1083" w:type="dxa"/>
           </w:tcPr>
           <w:p>
             <w:pPr>
@@ -1708,7 +2612,7 @@
         </w:tc>
         <w:tc>
           <w:tcPr>
-            <w:tcW w:w="4351" w:type="dxa"/>
+            <w:tcW w:w="4394" w:type="dxa"/>
           </w:tcPr>
           <w:p>
             <w:pPr>
@@ -1722,51 +2626,51 @@
                 <w:sz w:val="17"/>
                 <w:szCs w:val="17"/>
               </w:rPr>
-              <w:t>사례 근거</w:t>
-            </w:r>
-            <w:r>
-              <w:rPr>
-                <w:rFonts w:eastAsia="Calibri"/>
-                <w:sz w:val="17"/>
-                <w:szCs w:val="17"/>
-              </w:rPr>
-              <w:t>: 잘 안 된 것까지 담은 MSME 구조화 사례, 연수 이후 단계의 공개 자료</w:t>
-            </w:r>
-          </w:p>
-        </w:tc>
-        <w:tc>
-          <w:tcPr>
-            <w:tcW w:w="2308" w:type="dxa"/>
-          </w:tcPr>
-          <w:p>
-            <w:pPr>
-              <w:spacing w:line="276" w:lineRule="auto"/>
-            </w:pPr>
-            <w:r>
-              <w:rPr>
-                <w:rFonts w:eastAsia="Calibri"/>
-                <w:sz w:val="17"/>
-                <w:szCs w:val="17"/>
-              </w:rPr>
-              <w:t>ACCMSME, ASEAN–중국 포럼(공개 사례만)</w:t>
-            </w:r>
-          </w:p>
-        </w:tc>
-        <w:tc>
-          <w:tcPr>
-            <w:tcW w:w="1975" w:type="dxa"/>
-          </w:tcPr>
-          <w:p>
-            <w:pPr>
-              <w:spacing w:line="276" w:lineRule="auto"/>
-            </w:pPr>
-            <w:r>
-              <w:rPr>
-                <w:rFonts w:eastAsia="Calibri"/>
-                <w:sz w:val="17"/>
-                <w:szCs w:val="17"/>
-              </w:rPr>
-              <w:t>2027년</w:t>
+              <w:t>측정</w:t>
+            </w:r>
+            <w:r>
+              <w:rPr>
+                <w:rFonts w:eastAsia="Calibri"/>
+                <w:sz w:val="17"/>
+                <w:szCs w:val="17"/>
+              </w:rPr>
+              <w:t>: 도달, 사업 통합, 검증된 성과를 구분하는 지속 활용·사업 가치 지표</w:t>
+            </w:r>
+          </w:p>
+        </w:tc>
+        <w:tc>
+          <w:tcPr>
+            <w:tcW w:w="2491" w:type="dxa"/>
+          </w:tcPr>
+          <w:p>
+            <w:pPr>
+              <w:spacing w:line="276" w:lineRule="auto"/>
+            </w:pPr>
+            <w:r>
+              <w:rPr>
+                <w:rFonts w:eastAsia="Calibri"/>
+                <w:sz w:val="17"/>
+                <w:szCs w:val="17"/>
+              </w:rPr>
+              <w:t>AIM ASEAN 파트너, CIIS 공동 연구</w:t>
+            </w:r>
+          </w:p>
+        </w:tc>
+        <w:tc>
+          <w:tcPr>
+            <w:tcW w:w="1772" w:type="dxa"/>
+          </w:tcPr>
+          <w:p>
+            <w:pPr>
+              <w:spacing w:line="276" w:lineRule="auto"/>
+            </w:pPr>
+            <w:r>
+              <w:rPr>
+                <w:rFonts w:eastAsia="Calibri"/>
+                <w:sz w:val="17"/>
+                <w:szCs w:val="17"/>
+              </w:rPr>
+              <w:t>2027년(싱가포르 기준선 2026년 4분기, 검토 2027년 1분기 이후)</w:t>
             </w:r>
           </w:p>
         </w:tc>
@@ -1777,7 +2681,7 @@
         </w:trPr>
         <w:tc>
           <w:tcPr>
-            <w:tcW w:w="1106" w:type="dxa"/>
+            <w:tcW w:w="1083" w:type="dxa"/>
           </w:tcPr>
           <w:p>
             <w:pPr>
@@ -1795,7 +2699,7 @@
         </w:tc>
         <w:tc>
           <w:tcPr>
-            <w:tcW w:w="4351" w:type="dxa"/>
+            <w:tcW w:w="4394" w:type="dxa"/>
           </w:tcPr>
           <w:p>
             <w:pPr>
@@ -1809,51 +2713,51 @@
                 <w:sz w:val="17"/>
                 <w:szCs w:val="17"/>
               </w:rPr>
-              <w:t>MSME 공동 사업</w:t>
-            </w:r>
-            <w:r>
-              <w:rPr>
-                <w:rFonts w:eastAsia="Calibri"/>
-                <w:sz w:val="17"/>
-                <w:szCs w:val="17"/>
-              </w:rPr>
-              <w:t>: AIM ASEAN과 혁신센터의 역내 역량 강화 과제 연결</w:t>
-            </w:r>
-          </w:p>
-        </w:tc>
-        <w:tc>
-          <w:tcPr>
-            <w:tcW w:w="2308" w:type="dxa"/>
-          </w:tcPr>
-          <w:p>
-            <w:pPr>
-              <w:spacing w:line="276" w:lineRule="auto"/>
-            </w:pPr>
-            <w:r>
-              <w:rPr>
-                <w:rFonts w:eastAsia="Calibri"/>
-                <w:sz w:val="17"/>
-                <w:szCs w:val="17"/>
-              </w:rPr>
-              <w:t>ACCMSME ↔ 중국 산업·상무 부처</w:t>
-            </w:r>
-          </w:p>
-        </w:tc>
-        <w:tc>
-          <w:tcPr>
-            <w:tcW w:w="1975" w:type="dxa"/>
-          </w:tcPr>
-          <w:p>
-            <w:pPr>
-              <w:spacing w:line="276" w:lineRule="auto"/>
-            </w:pPr>
-            <w:r>
-              <w:rPr>
-                <w:rFonts w:eastAsia="Calibri"/>
-                <w:sz w:val="17"/>
-                <w:szCs w:val="17"/>
-              </w:rPr>
-              <w:t>2027년(ACCMSME 보고와 후속 재원 확보 후)</w:t>
+              <w:t>사례 근거</w:t>
+            </w:r>
+            <w:r>
+              <w:rPr>
+                <w:rFonts w:eastAsia="Calibri"/>
+                <w:sz w:val="17"/>
+                <w:szCs w:val="17"/>
+              </w:rPr>
+              <w:t>: 잘 안 된 것까지 담은 MSME 구조화 사례, 연수 이후 단계의 공개 자료</w:t>
+            </w:r>
+          </w:p>
+        </w:tc>
+        <w:tc>
+          <w:tcPr>
+            <w:tcW w:w="2491" w:type="dxa"/>
+          </w:tcPr>
+          <w:p>
+            <w:pPr>
+              <w:spacing w:line="276" w:lineRule="auto"/>
+            </w:pPr>
+            <w:r>
+              <w:rPr>
+                <w:rFonts w:eastAsia="Calibri"/>
+                <w:sz w:val="17"/>
+                <w:szCs w:val="17"/>
+              </w:rPr>
+              <w:t>ACCMSME, ASEAN–중국 포럼(공개 사례만)</w:t>
+            </w:r>
+          </w:p>
+        </w:tc>
+        <w:tc>
+          <w:tcPr>
+            <w:tcW w:w="1772" w:type="dxa"/>
+          </w:tcPr>
+          <w:p>
+            <w:pPr>
+              <w:spacing w:line="276" w:lineRule="auto"/>
+            </w:pPr>
+            <w:r>
+              <w:rPr>
+                <w:rFonts w:eastAsia="Calibri"/>
+                <w:sz w:val="17"/>
+                <w:szCs w:val="17"/>
+              </w:rPr>
+              <w:t>2027년</w:t>
             </w:r>
           </w:p>
         </w:tc>
@@ -1864,7 +2768,7 @@
         </w:trPr>
         <w:tc>
           <w:tcPr>
-            <w:tcW w:w="1106" w:type="dxa"/>
+            <w:tcW w:w="1083" w:type="dxa"/>
           </w:tcPr>
           <w:p>
             <w:pPr>
@@ -1882,7 +2786,7 @@
         </w:tc>
         <w:tc>
           <w:tcPr>
-            <w:tcW w:w="4351" w:type="dxa"/>
+            <w:tcW w:w="4394" w:type="dxa"/>
           </w:tcPr>
           <w:p>
             <w:pPr>
@@ -1896,51 +2800,51 @@
                 <w:sz w:val="17"/>
                 <w:szCs w:val="17"/>
               </w:rPr>
-              <w:t>저비용 콘텐츠</w:t>
-            </w:r>
-            <w:r>
-              <w:rPr>
-                <w:rFonts w:eastAsia="Calibri"/>
-                <w:sz w:val="17"/>
-                <w:szCs w:val="17"/>
-              </w:rPr>
-              <w:t>: AI Class ASEAN을 사전 학습 자료로, 시민·MSME용 AI 윤리·안전 모듈</w:t>
-            </w:r>
-          </w:p>
-        </w:tc>
-        <w:tc>
-          <w:tcPr>
-            <w:tcW w:w="2308" w:type="dxa"/>
-          </w:tcPr>
-          <w:p>
-            <w:pPr>
-              <w:spacing w:line="276" w:lineRule="auto"/>
-            </w:pPr>
-            <w:r>
-              <w:rPr>
-                <w:rFonts w:eastAsia="Calibri"/>
-                <w:sz w:val="17"/>
-                <w:szCs w:val="17"/>
-              </w:rPr>
-              <w:t>중국 측 연수 과정, ADGSOM·WG-AI</w:t>
-            </w:r>
-          </w:p>
-        </w:tc>
-        <w:tc>
-          <w:tcPr>
-            <w:tcW w:w="1975" w:type="dxa"/>
-          </w:tcPr>
-          <w:p>
-            <w:pPr>
-              <w:spacing w:line="276" w:lineRule="auto"/>
-            </w:pPr>
-            <w:r>
-              <w:rPr>
-                <w:rFonts w:eastAsia="Calibri"/>
-                <w:sz w:val="17"/>
-                <w:szCs w:val="17"/>
-              </w:rPr>
-              <w:t>2027년 상반기</w:t>
+              <w:t>MSME 공동 사업</w:t>
+            </w:r>
+            <w:r>
+              <w:rPr>
+                <w:rFonts w:eastAsia="Calibri"/>
+                <w:sz w:val="17"/>
+                <w:szCs w:val="17"/>
+              </w:rPr>
+              <w:t>: AIM ASEAN과 혁신센터의 역내 역량 강화 과제 연결</w:t>
+            </w:r>
+          </w:p>
+        </w:tc>
+        <w:tc>
+          <w:tcPr>
+            <w:tcW w:w="2491" w:type="dxa"/>
+          </w:tcPr>
+          <w:p>
+            <w:pPr>
+              <w:spacing w:line="276" w:lineRule="auto"/>
+            </w:pPr>
+            <w:r>
+              <w:rPr>
+                <w:rFonts w:eastAsia="Calibri"/>
+                <w:sz w:val="17"/>
+                <w:szCs w:val="17"/>
+              </w:rPr>
+              <w:t>ACCMSME ↔ 중국 산업·상무 부처</w:t>
+            </w:r>
+          </w:p>
+        </w:tc>
+        <w:tc>
+          <w:tcPr>
+            <w:tcW w:w="1772" w:type="dxa"/>
+          </w:tcPr>
+          <w:p>
+            <w:pPr>
+              <w:spacing w:line="276" w:lineRule="auto"/>
+            </w:pPr>
+            <w:r>
+              <w:rPr>
+                <w:rFonts w:eastAsia="Calibri"/>
+                <w:sz w:val="17"/>
+                <w:szCs w:val="17"/>
+              </w:rPr>
+              <w:t>2027년(ACCMSME 보고와 후속 재원 확보 후)</w:t>
             </w:r>
           </w:p>
         </w:tc>
@@ -1951,7 +2855,7 @@
         </w:trPr>
         <w:tc>
           <w:tcPr>
-            <w:tcW w:w="1106" w:type="dxa"/>
+            <w:tcW w:w="1083" w:type="dxa"/>
           </w:tcPr>
           <w:p>
             <w:pPr>
@@ -1969,7 +2873,7 @@
         </w:tc>
         <w:tc>
           <w:tcPr>
-            <w:tcW w:w="4351" w:type="dxa"/>
+            <w:tcW w:w="4394" w:type="dxa"/>
           </w:tcPr>
           <w:p>
             <w:pPr>
@@ -1983,175 +2887,51 @@
                 <w:sz w:val="17"/>
                 <w:szCs w:val="17"/>
               </w:rPr>
-              <w:t>교사</w:t>
-            </w:r>
-            <w:r>
-              <w:rPr>
-                <w:rFonts w:eastAsia="Calibri"/>
-                <w:sz w:val="17"/>
-                <w:szCs w:val="17"/>
-              </w:rPr>
-              <w:t>(조건부): 역할 분담과 공통 기준. AI Ready ASEAN 2단계를 토대로</w:t>
-            </w:r>
-          </w:p>
-        </w:tc>
-        <w:tc>
-          <w:tcPr>
-            <w:tcW w:w="2308" w:type="dxa"/>
-          </w:tcPr>
-          <w:p>
-            <w:pPr>
-              <w:spacing w:line="276" w:lineRule="auto"/>
-            </w:pPr>
-            <w:r>
-              <w:rPr>
-                <w:rFonts w:eastAsia="Calibri"/>
-                <w:sz w:val="17"/>
-                <w:szCs w:val="17"/>
-              </w:rPr>
-              <w:t>SOM-ED ↔ 중국 교육부</w:t>
-            </w:r>
-          </w:p>
-        </w:tc>
-        <w:tc>
-          <w:tcPr>
-            <w:tcW w:w="1975" w:type="dxa"/>
-          </w:tcPr>
-          <w:p>
-            <w:pPr>
-              <w:spacing w:line="276" w:lineRule="auto"/>
-            </w:pPr>
-            <w:r>
-              <w:rPr>
-                <w:rFonts w:eastAsia="Calibri"/>
-                <w:sz w:val="17"/>
-                <w:szCs w:val="17"/>
-              </w:rPr>
-              <w:t>2027–2028년</w:t>
-            </w:r>
-          </w:p>
-        </w:tc>
-      </w:tr>
-    </w:tbl>
-    <w:p>
-      <w:pPr>
-        <w:spacing w:after="60" w:line="120" w:lineRule="auto"/>
-      </w:pPr>
-    </w:p>
-    <w:p>
-      <w:pPr>
-        <w:spacing w:after="120" w:line="336" w:lineRule="auto"/>
-        <w:jc w:val="both"/>
-      </w:pPr>
-      <w:r>
-        <w:rPr>
-          <w:rFonts w:eastAsia="Calibri"/>
-        </w:rPr>
-        <w:t>모든 제안은 ASEAN 소유, 회원국 경유, 다른 대화상대국에 대한 개방, 기술 중립을 원칙으로 한다. 학습자 데이터는 제공하지 않으며, AI 표준·규범에 대한 ASEAN 입장은 밝히지 않는다.</w:t>
-      </w:r>
-    </w:p>
-    <w:p>
-      <w:pPr>
-        <w:spacing w:after="120" w:line="336" w:lineRule="auto"/>
-        <w:jc w:val="both"/>
-      </w:pPr>
-      <w:r>
-        <w:rPr>
-          <w:rFonts w:eastAsia="Calibri"/>
-          <w:b/>
-          <w:bCs/>
-        </w:rPr>
-        <w:t>순서.</w:t>
-      </w:r>
-      <w:r>
-        <w:rPr>
-          <w:rFonts w:eastAsia="Calibri"/>
-        </w:rPr>
-        <w:t xml:space="preserve"> 지금(2026년 10–11월)은 경험을 나눈다. 마닐라 정상회의 뒤 2027년 상반기에 근거를 쌓는다. 공동 사업은 SOM-ED와 ACCMSME의 판단 뒤에 연다. AI 협력의 해가 채택되면 사용자 AI 역량 패키지를 그 성과물 가운데 하나로 제안할 수 있다.</w:t>
-      </w:r>
-    </w:p>
-    <w:p>
-      <w:pPr>
-        <w:keepNext/>
-        <w:spacing w:before="240" w:after="160" w:line="300" w:lineRule="auto"/>
-      </w:pPr>
-      <w:r>
-        <w:rPr>
-          <w:rFonts w:eastAsia="Calibri"/>
-          <w:b/>
-          <w:bCs/>
-          <w:color w:val="00498F"/>
-          <w:sz w:val="26"/>
-          <w:szCs w:val="26"/>
-        </w:rPr>
-        <w:t>5. 관리할 리스크</w:t>
-      </w:r>
-    </w:p>
-    <w:tbl>
-      <w:tblPr>
-        <w:tblW w:w="9740" w:type="dxa"/>
-        <w:tblBorders>
-          <w:top w:val="single" w:sz="4" w:space="0" w:color="C3D6E8"/>
-          <w:left w:val="single" w:sz="4" w:space="0" w:color="C3D6E8"/>
-          <w:bottom w:val="single" w:sz="4" w:space="0" w:color="C3D6E8"/>
-          <w:right w:val="single" w:sz="4" w:space="0" w:color="C3D6E8"/>
-          <w:insideH w:val="single" w:sz="4" w:space="0" w:color="C3D6E8"/>
-          <w:insideV w:val="single" w:sz="4" w:space="0" w:color="C3D6E8"/>
-        </w:tblBorders>
-        <w:tblLayout w:type="fixed"/>
-        <w:tblCellMar>
-          <w:top w:w="90" w:type="dxa"/>
-          <w:left w:w="106" w:type="dxa"/>
-          <w:bottom w:w="90" w:type="dxa"/>
-          <w:right w:w="106" w:type="dxa"/>
-        </w:tblCellMar>
-        <w:tblLook w:val="04A0" w:firstRow="1" w:lastRow="0" w:firstColumn="1" w:lastColumn="0" w:noHBand="0" w:noVBand="1"/>
-      </w:tblPr>
-      <w:tblGrid>
-        <w:gridCol w:w="4714"/>
-        <w:gridCol w:w="5026"/>
-      </w:tblGrid>
-      <w:tr>
-        <w:trPr>
-          <w:tblHeader/>
-        </w:trPr>
-        <w:tc>
-          <w:tcPr>
-            <w:tcW w:w="4714" w:type="dxa"/>
-            <w:shd w:val="clear" w:color="auto" w:fill="00498F"/>
-          </w:tcPr>
-          <w:p>
-            <w:pPr>
-              <w:spacing w:line="276" w:lineRule="auto"/>
-            </w:pPr>
-            <w:r>
-              <w:rPr>
-                <w:rFonts w:eastAsia="Calibri"/>
-                <w:b/>
-                <w:bCs/>
-                <w:color w:val="FFFFFF"/>
-              </w:rPr>
-              <w:t>리스크</w:t>
-            </w:r>
-          </w:p>
-        </w:tc>
-        <w:tc>
-          <w:tcPr>
-            <w:tcW w:w="5026" w:type="dxa"/>
-            <w:shd w:val="clear" w:color="auto" w:fill="00498F"/>
-          </w:tcPr>
-          <w:p>
-            <w:pPr>
-              <w:spacing w:line="276" w:lineRule="auto"/>
-            </w:pPr>
-            <w:r>
-              <w:rPr>
-                <w:rFonts w:eastAsia="Calibri"/>
-                <w:b/>
-                <w:bCs/>
-                <w:color w:val="FFFFFF"/>
-              </w:rPr>
-              <w:t>대응</w:t>
+              <w:t>저비용 콘텐츠</w:t>
+            </w:r>
+            <w:r>
+              <w:rPr>
+                <w:rFonts w:eastAsia="Calibri"/>
+                <w:sz w:val="17"/>
+                <w:szCs w:val="17"/>
+              </w:rPr>
+              <w:t>: AI Class ASEAN을 사전 학습 자료로, 시민·MSME용 AI 윤리·안전 모듈</w:t>
+            </w:r>
+          </w:p>
+        </w:tc>
+        <w:tc>
+          <w:tcPr>
+            <w:tcW w:w="2491" w:type="dxa"/>
+          </w:tcPr>
+          <w:p>
+            <w:pPr>
+              <w:spacing w:line="276" w:lineRule="auto"/>
+            </w:pPr>
+            <w:r>
+              <w:rPr>
+                <w:rFonts w:eastAsia="Calibri"/>
+                <w:sz w:val="17"/>
+                <w:szCs w:val="17"/>
+              </w:rPr>
+              <w:t>중국 측 연수 과정, ADGSOM·WG-AI</w:t>
+            </w:r>
+          </w:p>
+        </w:tc>
+        <w:tc>
+          <w:tcPr>
+            <w:tcW w:w="1772" w:type="dxa"/>
+          </w:tcPr>
+          <w:p>
+            <w:pPr>
+              <w:spacing w:line="276" w:lineRule="auto"/>
+            </w:pPr>
+            <w:r>
+              <w:rPr>
+                <w:rFonts w:eastAsia="Calibri"/>
+                <w:sz w:val="17"/>
+                <w:szCs w:val="17"/>
+              </w:rPr>
+              <w:t>2027년 상반기</w:t>
             </w:r>
           </w:p>
         </w:tc>
@@ -2162,7 +2942,25 @@
         </w:trPr>
         <w:tc>
           <w:tcPr>
-            <w:tcW w:w="4714" w:type="dxa"/>
+            <w:tcW w:w="1083" w:type="dxa"/>
+          </w:tcPr>
+          <w:p>
+            <w:pPr>
+              <w:spacing w:line="276" w:lineRule="auto"/>
+            </w:pPr>
+            <w:r>
+              <w:rPr>
+                <w:rFonts w:eastAsia="Calibri"/>
+                <w:sz w:val="17"/>
+                <w:szCs w:val="17"/>
+              </w:rPr>
+              <w:t>7</w:t>
+            </w:r>
+          </w:p>
+        </w:tc>
+        <w:tc>
+          <w:tcPr>
+            <w:tcW w:w="4394" w:type="dxa"/>
           </w:tcPr>
           <w:p>
             <w:pPr>
@@ -2173,210 +2971,54 @@
                 <w:rFonts w:eastAsia="Calibri"/>
                 <w:b/>
                 <w:bCs/>
-              </w:rPr>
-              <w:t>재원 제공자.</w:t>
-            </w:r>
-            <w:r>
-              <w:rPr>
-                <w:rFonts w:eastAsia="Calibri"/>
-              </w:rPr>
-              <w:t xml:space="preserve"> Google.org·AVPN·ADB 약정이 콘텐츠 공유와 제3자 협력을 어디까지 허용하는지 불분명하다. 미·중 경쟁도 부담이다</w:t>
-            </w:r>
-          </w:p>
-        </w:tc>
-        <w:tc>
-          <w:tcPr>
-            <w:tcW w:w="5026" w:type="dxa"/>
-          </w:tcPr>
-          <w:p>
-            <w:pPr>
-              <w:spacing w:line="276" w:lineRule="auto"/>
-            </w:pPr>
-            <w:r>
-              <w:rPr>
-                <w:rFonts w:eastAsia="Calibri"/>
-              </w:rPr>
-              <w:t>방문 전 재원 제공자와 협의한다. ‘ASEAN 공공재 운영 경험의 공유’로 제시한다</w:t>
-            </w:r>
-          </w:p>
-        </w:tc>
-      </w:tr>
-      <w:tr>
-        <w:trPr>
-          <w:cantSplit/>
-        </w:trPr>
-        <w:tc>
-          <w:tcPr>
-            <w:tcW w:w="4714" w:type="dxa"/>
-          </w:tcPr>
-          <w:p>
-            <w:pPr>
-              <w:spacing w:line="276" w:lineRule="auto"/>
-            </w:pPr>
-            <w:r>
-              <w:rPr>
-                <w:rFonts w:eastAsia="Calibri"/>
-                <w:b/>
-                <w:bCs/>
-              </w:rPr>
-              <w:t>기술 중립성.</w:t>
-            </w:r>
-            <w:r>
-              <w:rPr>
-                <w:rFonts w:eastAsia="Calibri"/>
-              </w:rPr>
-              <w:t xml:space="preserve"> AIM ASEAN은 ‘Google의 AI 도구군 활용’을 내건다. 중국 측은 자국 모델 활용을 조건으로 걸 수 있다</w:t>
-            </w:r>
-          </w:p>
-        </w:tc>
-        <w:tc>
-          <w:tcPr>
-            <w:tcW w:w="5026" w:type="dxa"/>
-          </w:tcPr>
-          <w:p>
-            <w:pPr>
-              <w:spacing w:line="276" w:lineRule="auto"/>
-            </w:pPr>
-            <w:r>
-              <w:rPr>
-                <w:rFonts w:eastAsia="Calibri"/>
-              </w:rPr>
-              <w:t>교육을 도구가 아니라 역량 중심으로 설명하고, 도구 선택은 회원국에 맡긴다. 싱가포르에서 단일 선호 모델이 없었다는 기록과, Google·Huawei와 각각 협력한 경험을 근거로 든다</w:t>
-            </w:r>
-          </w:p>
-        </w:tc>
-      </w:tr>
-      <w:tr>
-        <w:trPr>
-          <w:cantSplit/>
-        </w:trPr>
-        <w:tc>
-          <w:tcPr>
-            <w:tcW w:w="4714" w:type="dxa"/>
-          </w:tcPr>
-          <w:p>
-            <w:pPr>
-              <w:spacing w:line="276" w:lineRule="auto"/>
-            </w:pPr>
-            <w:r>
-              <w:rPr>
-                <w:rFonts w:eastAsia="Calibri"/>
-                <w:b/>
-                <w:bCs/>
-              </w:rPr>
-              <w:t>권한.</w:t>
-            </w:r>
-            <w:r>
-              <w:rPr>
-                <w:rFonts w:eastAsia="Calibri"/>
-              </w:rPr>
-              <w:t xml:space="preserve"> 재단은 ASEAN을 대표하지 않는다. CIIS 발언은 중국 정부에 전달된다</w:t>
-            </w:r>
-          </w:p>
-        </w:tc>
-        <w:tc>
-          <w:tcPr>
-            <w:tcW w:w="5026" w:type="dxa"/>
-          </w:tcPr>
-          <w:p>
-            <w:pPr>
-              <w:spacing w:line="276" w:lineRule="auto"/>
-            </w:pPr>
-            <w:r>
-              <w:rPr>
-                <w:rFonts w:eastAsia="Calibri"/>
-              </w:rPr>
-              <w:t>재단의 경험으로 말한다. 글로벌 AI 거버넌스 행동계획이나 WAICO 같은 중국 측 구상을 지지하지 않는다. ASEAN 사무국, SOM-ED, ACCMSME와 사전 조율한다</w:t>
-            </w:r>
-          </w:p>
-        </w:tc>
-      </w:tr>
-      <w:tr>
-        <w:trPr>
-          <w:cantSplit/>
-        </w:trPr>
-        <w:tc>
-          <w:tcPr>
-            <w:tcW w:w="4714" w:type="dxa"/>
-          </w:tcPr>
-          <w:p>
-            <w:pPr>
-              <w:spacing w:line="276" w:lineRule="auto"/>
-            </w:pPr>
-            <w:r>
-              <w:rPr>
-                <w:rFonts w:eastAsia="Calibri"/>
-                <w:b/>
-                <w:bCs/>
-              </w:rPr>
-              <w:t>제안과 약속의 혼동.</w:t>
-            </w:r>
-            <w:r>
-              <w:rPr>
-                <w:rFonts w:eastAsia="Calibri"/>
-              </w:rPr>
-              <w:t xml:space="preserve"> 싱가포르 후속 계획은 아직 제안이고, LIP 보고서는 내부 자료다</w:t>
-            </w:r>
-          </w:p>
-        </w:tc>
-        <w:tc>
-          <w:tcPr>
-            <w:tcW w:w="5026" w:type="dxa"/>
-          </w:tcPr>
-          <w:p>
-            <w:pPr>
-              <w:spacing w:line="276" w:lineRule="auto"/>
-            </w:pPr>
-            <w:r>
-              <w:rPr>
-                <w:rFonts w:eastAsia="Calibri"/>
-              </w:rPr>
-              <w:t>‘검토 중’으로 말하고 일정은 밝히지 않는다. 공개 자료나 비식별 요약만 쓰고, 사례 사용은 LIP와 확인한다</w:t>
-            </w:r>
-          </w:p>
-        </w:tc>
-      </w:tr>
-      <w:tr>
-        <w:trPr>
-          <w:cantSplit/>
-        </w:trPr>
-        <w:tc>
-          <w:tcPr>
-            <w:tcW w:w="4714" w:type="dxa"/>
-          </w:tcPr>
-          <w:p>
-            <w:pPr>
-              <w:spacing w:line="276" w:lineRule="auto"/>
-            </w:pPr>
-            <w:r>
-              <w:rPr>
-                <w:rFonts w:eastAsia="Calibri"/>
-                <w:b/>
-                <w:bCs/>
-              </w:rPr>
-              <w:t>회원국별 민감성.</w:t>
-            </w:r>
-            <w:r>
-              <w:rPr>
-                <w:rFonts w:eastAsia="Calibri"/>
-              </w:rPr>
-              <w:t xml:space="preserve"> 회원국마다 중국과의 AI 협력 수준이 다르다. WAICO 서명국에 라오스·인도네시아가 포함된 것으로 보도되었다</w:t>
-            </w:r>
-          </w:p>
-        </w:tc>
-        <w:tc>
-          <w:tcPr>
-            <w:tcW w:w="5026" w:type="dxa"/>
-          </w:tcPr>
-          <w:p>
-            <w:pPr>
-              <w:spacing w:line="276" w:lineRule="auto"/>
-            </w:pPr>
-            <w:r>
-              <w:rPr>
-                <w:rFonts w:eastAsia="Calibri"/>
-              </w:rPr>
-              <w:t>관심 있는 회원국만 참여하게 하고, ASEAN이 합의한 표현을 쓴다</w:t>
+                <w:sz w:val="17"/>
+                <w:szCs w:val="17"/>
+              </w:rPr>
+              <w:t>교사</w:t>
+            </w:r>
+            <w:r>
+              <w:rPr>
+                <w:rFonts w:eastAsia="Calibri"/>
+                <w:sz w:val="17"/>
+                <w:szCs w:val="17"/>
+              </w:rPr>
+              <w:t>(조건부): 역할 분담과 공통 기준. AI Ready ASEAN 2단계를 토대로</w:t>
+            </w:r>
+          </w:p>
+        </w:tc>
+        <w:tc>
+          <w:tcPr>
+            <w:tcW w:w="2491" w:type="dxa"/>
+          </w:tcPr>
+          <w:p>
+            <w:pPr>
+              <w:spacing w:line="276" w:lineRule="auto"/>
+            </w:pPr>
+            <w:r>
+              <w:rPr>
+                <w:rFonts w:eastAsia="Calibri"/>
+                <w:sz w:val="17"/>
+                <w:szCs w:val="17"/>
+              </w:rPr>
+              <w:t>SOM-ED ↔ 중국 교육부</w:t>
+            </w:r>
+          </w:p>
+        </w:tc>
+        <w:tc>
+          <w:tcPr>
+            <w:tcW w:w="1772" w:type="dxa"/>
+          </w:tcPr>
+          <w:p>
+            <w:pPr>
+              <w:spacing w:line="276" w:lineRule="auto"/>
+            </w:pPr>
+            <w:r>
+              <w:rPr>
+                <w:rFonts w:eastAsia="Calibri"/>
+                <w:sz w:val="17"/>
+                <w:szCs w:val="17"/>
+              </w:rPr>
+              <w:t>2027–2028년</w:t>
             </w:r>
           </w:p>
         </w:tc>
@@ -2386,6 +3028,108 @@
       <w:pPr>
         <w:spacing w:after="60" w:line="120" w:lineRule="auto"/>
       </w:pPr>
+    </w:p>
+    <w:p>
+      <w:pPr>
+        <w:spacing w:after="120" w:line="336" w:lineRule="auto"/>
+        <w:jc w:val="both"/>
+      </w:pPr>
+      <w:r>
+        <w:rPr>
+          <w:rFonts w:eastAsia="Calibri"/>
+        </w:rPr>
+        <w:t>모든 제안은 ASEAN 소유, 회원국 경유, 다른 대화상대국에 대한 개방, 기술 중립을 원칙으로 한다. 학습자 데이터는 제공하지 않으며, AI 표준·규범에 대한 ASEAN 입장은 밝히지 않는다.</w:t>
+      </w:r>
+    </w:p>
+    <w:p>
+      <w:pPr>
+        <w:keepNext/>
+        <w:spacing w:after="120" w:line="336" w:lineRule="auto"/>
+        <w:jc w:val="both"/>
+      </w:pPr>
+      <w:r>
+        <w:rPr>
+          <w:rFonts w:eastAsia="Calibri"/>
+          <w:b/>
+          <w:bCs/>
+        </w:rPr>
+        <w:t>순서.</w:t>
+      </w:r>
+    </w:p>
+    <w:p>
+      <w:pPr>
+        <w:pStyle w:val="a4"/>
+        <w:numPr>
+          <w:ilvl w:val="0"/>
+          <w:numId w:val="2"/>
+        </w:numPr>
+        <w:spacing w:after="60" w:line="336" w:lineRule="auto"/>
+        <w:jc w:val="both"/>
+      </w:pPr>
+      <w:r>
+        <w:rPr>
+          <w:rFonts w:eastAsia="Calibri"/>
+          <w:b/>
+          <w:bCs/>
+        </w:rPr>
+        <w:t>지금–2026년 11월</w:t>
+      </w:r>
+      <w:r>
+        <w:rPr>
+          <w:rFonts w:eastAsia="Calibri"/>
+        </w:rPr>
+        <w:t>: 경험과 근거를 나누고, 재원 제공자와 협의하며, ASEAN 사무국·SOM-ED·ACCMSME에 사전 공유한다. 분기점: 마닐라 정상회의.</w:t>
+      </w:r>
+    </w:p>
+    <w:p>
+      <w:pPr>
+        <w:pStyle w:val="a4"/>
+        <w:numPr>
+          <w:ilvl w:val="0"/>
+          <w:numId w:val="2"/>
+        </w:numPr>
+        <w:spacing w:after="60" w:line="336" w:lineRule="auto"/>
+        <w:jc w:val="both"/>
+      </w:pPr>
+      <w:r>
+        <w:rPr>
+          <w:rFonts w:eastAsia="Calibri"/>
+          <w:b/>
+          <w:bCs/>
+        </w:rPr>
+        <w:t>2027년 상반기</w:t>
+      </w:r>
+      <w:r>
+        <w:rPr>
+          <w:rFonts w:eastAsia="Calibri"/>
+        </w:rPr>
+        <w:t>: 측정·사례·자료로 근거를 쌓고, SOM-ED와 ACCMSME에 제안 초안을 보고한다. 분기점: 두 기구의 판단.</w:t>
+      </w:r>
+    </w:p>
+    <w:p>
+      <w:pPr>
+        <w:pStyle w:val="a4"/>
+        <w:numPr>
+          <w:ilvl w:val="0"/>
+          <w:numId w:val="2"/>
+        </w:numPr>
+        <w:spacing w:after="120" w:line="336" w:lineRule="auto"/>
+        <w:jc w:val="both"/>
+      </w:pPr>
+      <w:r>
+        <w:rPr>
+          <w:rFonts w:eastAsia="Calibri"/>
+          <w:b/>
+          <w:bCs/>
+        </w:rPr>
+        <w:t>2027년 하반기–2028년</w:t>
+      </w:r>
+      <w:r>
+        <w:rPr>
+          <w:rFonts w:eastAsia="Calibri"/>
+        </w:rPr>
+        <w:t>: MSME와 교사 분야의 공동 사업을 연다. AI 협력의 해가 채택되면 사람들의 AI 역량에 관한 패키지를 성과물 가운데 하나로 제안한다.</w:t>
+      </w:r>
     </w:p>
     <w:p>
       <w:pPr>
@@ -2825,6 +3569,18 @@
   </w:num>
   <w:num w:numId="2" w16cid:durableId="427392447">
     <w:abstractNumId w:val="0"/>
+    <w:lvlOverride w:ilvl="0">
+      <w:startOverride w:val="1"/>
+    </w:lvlOverride>
+  </w:num>
+  <w:num w:numId="3">
+    <w:abstractNumId w:val="2"/>
+    <w:lvlOverride w:ilvl="0">
+      <w:startOverride w:val="1"/>
+    </w:lvlOverride>
+  </w:num>
+  <w:num w:numId="4">
+    <w:abstractNumId w:val="2"/>
     <w:lvlOverride w:ilvl="0">
       <w:startOverride w:val="1"/>
     </w:lvlOverride>
